--- a/Content/Part 2/Chapter 4.docx
+++ b/Content/Part 2/Chapter 4.docx
@@ -1,11 +1,14 @@
 
 <file path=word/document.xml><?xml version="1.0" encoding="utf-8"?>
-<w:document xmlns:wpc="http://schemas.microsoft.com/office/word/2010/wordprocessingCanvas" xmlns:cx="http://schemas.microsoft.com/office/drawing/2014/chartex" xmlns:cx1="http://schemas.microsoft.com/office/drawing/2015/9/8/chartex" xmlns:cx2="http://schemas.microsoft.com/office/drawing/2015/10/21/chartex" xmlns:cx3="http://schemas.microsoft.com/office/drawing/2016/5/9/chartex" xmlns:cx4="http://schemas.microsoft.com/office/drawing/2016/5/10/chartex" xmlns:cx5="http://schemas.microsoft.com/office/drawing/2016/5/11/chartex" xmlns:cx6="http://schemas.microsoft.com/office/drawing/2016/5/12/chartex" xmlns:cx7="http://schemas.microsoft.com/office/drawing/2016/5/13/chartex" xmlns:cx8="http://schemas.microsoft.com/office/drawing/2016/5/14/chartex" xmlns:mc="http://schemas.openxmlformats.org/markup-compatibility/2006" xmlns:aink="http://schemas.microsoft.com/office/drawing/2016/ink" xmlns:am3d="http://schemas.microsoft.com/office/drawing/2017/model3d" xmlns:o="urn:schemas-microsoft-com:office:office" xmlns:r="http://schemas.openxmlformats.org/officeDocument/2006/relationships" xmlns:m="http://schemas.openxmlformats.org/officeDocument/2006/math" xmlns:v="urn:schemas-microsoft-com:vml" xmlns:wp14="http://schemas.microsoft.com/office/word/2010/wordprocessingDrawing" xmlns:wp="http://schemas.openxmlformats.org/drawingml/2006/wordprocessingDrawing" xmlns:w10="urn:schemas-microsoft-com:office:word" xmlns:w="http://schemas.openxmlformats.org/wordprocessingml/2006/main" xmlns:w14="http://schemas.microsoft.com/office/word/2010/wordml" xmlns:w15="http://schemas.microsoft.com/office/word/2012/wordml" xmlns:w16cex="http://schemas.microsoft.com/office/word/2018/wordml/cex" xmlns:w16cid="http://schemas.microsoft.com/office/word/2016/wordml/cid" xmlns:w16="http://schemas.microsoft.com/office/word/2018/wordml" xmlns:w16sdtdh="http://schemas.microsoft.com/office/word/2020/wordml/sdtdatahash" xmlns:w16se="http://schemas.microsoft.com/office/word/2015/wordml/symex" xmlns:wpg="http://schemas.microsoft.com/office/word/2010/wordprocessingGroup" xmlns:wpi="http://schemas.microsoft.com/office/word/2010/wordprocessingInk" xmlns:wne="http://schemas.microsoft.com/office/word/2006/wordml" xmlns:wps="http://schemas.microsoft.com/office/word/2010/wordprocessingShape" mc:Ignorable="w14 w15 w16se w16cid w16 w16cex w16sdtdh wp14">
+<w:document xmlns:wpc="http://schemas.microsoft.com/office/word/2010/wordprocessingCanvas" xmlns:cx="http://schemas.microsoft.com/office/drawing/2014/chartex" xmlns:cx1="http://schemas.microsoft.com/office/drawing/2015/9/8/chartex" xmlns:cx2="http://schemas.microsoft.com/office/drawing/2015/10/21/chartex" xmlns:cx3="http://schemas.microsoft.com/office/drawing/2016/5/9/chartex" xmlns:cx4="http://schemas.microsoft.com/office/drawing/2016/5/10/chartex" xmlns:cx5="http://schemas.microsoft.com/office/drawing/2016/5/11/chartex" xmlns:cx6="http://schemas.microsoft.com/office/drawing/2016/5/12/chartex" xmlns:cx7="http://schemas.microsoft.com/office/drawing/2016/5/13/chartex" xmlns:cx8="http://schemas.microsoft.com/office/drawing/2016/5/14/chartex" xmlns:mc="http://schemas.openxmlformats.org/markup-compatibility/2006" xmlns:aink="http://schemas.microsoft.com/office/drawing/2016/ink" xmlns:am3d="http://schemas.microsoft.com/office/drawing/2017/model3d" xmlns:o="urn:schemas-microsoft-com:office:office" xmlns:r="http://schemas.openxmlformats.org/officeDocument/2006/relationships" xmlns:m="http://schemas.openxmlformats.org/officeDocument/2006/math" xmlns:v="urn:schemas-microsoft-com:vml" xmlns:wp14="http://schemas.microsoft.com/office/word/2010/wordprocessingDrawing" xmlns:wp="http://schemas.openxmlformats.org/drawingml/2006/wordprocessingDrawing" xmlns:w10="urn:schemas-microsoft-com:office:word" xmlns:w="http://schemas.openxmlformats.org/wordprocessingml/2006/main" xmlns:w14="http://schemas.microsoft.com/office/word/2010/wordml" xmlns:w15="http://schemas.microsoft.com/office/word/2012/wordml" xmlns:w16cid="http://schemas.microsoft.com/office/word/2016/wordml/cid" xmlns:w16se="http://schemas.microsoft.com/office/word/2015/wordml/symex" xmlns:wpg="http://schemas.microsoft.com/office/word/2010/wordprocessingGroup" xmlns:wpi="http://schemas.microsoft.com/office/word/2010/wordprocessingInk" xmlns:wne="http://schemas.microsoft.com/office/word/2006/wordml" xmlns:wps="http://schemas.microsoft.com/office/word/2010/wordprocessingShape" mc:Ignorable="w14 w15 w16se w16cid wp14">
   <w:body>
     <w:p>
       <w:pPr>
-        <w:pStyle w:val="1"/>
-      </w:pPr>
+        <w:pStyle w:val="Heading1"/>
+      </w:pPr>
+      <w:r>
+        <w:t xml:space="preserve">Chapter </w:t>
+      </w:r>
       <w:r>
         <w:t>4.</w:t>
       </w:r>
@@ -15,6 +18,17 @@
     </w:p>
     <w:p>
       <w:pPr>
+        <w:pStyle w:val="Heading1"/>
+      </w:pPr>
+      <w:r>
+        <w:t xml:space="preserve">4.1. </w:t>
+      </w:r>
+      <w:r>
+        <w:t>Introduction</w:t>
+      </w:r>
+    </w:p>
+    <w:p>
+      <w:pPr>
         <w:rPr>
           <w:rFonts w:ascii="Times New Roman" w:eastAsia="Times New Roman" w:hAnsi="Times New Roman" w:cs="Times New Roman"/>
           <w:sz w:val="28"/>
@@ -27,7 +41,7 @@
           <w:sz w:val="28"/>
           <w:szCs w:val="24"/>
         </w:rPr>
-        <w:t>Introduction</w:t>
+        <w:t>The emergence of open-weight foundation models has fundamentally changed how organizations design and operate AI platforms. Only a few years ago, deploying state-of-the-art large language models generally meant consuming proprietary APIs operated by a small number of vendors. Today, enterprises can choose from a rapidly expanding ecosystem of openly distributed model weights, serving frameworks, optimization toolchains, and deployment platforms. This shift has transformed model selection from a procurement decision into an architectural discipline involving infrastructure design, licensing analysis, hardware planning, operational readiness, and long-term platform governance.</w:t>
       </w:r>
     </w:p>
     <w:p>
@@ -44,7 +58,7 @@
           <w:sz w:val="28"/>
           <w:szCs w:val="24"/>
         </w:rPr>
-        <w:t>The emergence of open-weight foundation models has fundamentally changed how organizations design and operate AI platforms. Only a few years ago, deploying state-of-the-art large language models generally meant consuming proprietary APIs operated by a small number of vendors. Today, enterprises can choose from a rapidly expanding ecosystem of openly distributed model weights, serving frameworks, optimization toolchains, and deployment platforms. This shift has transformed model selection from a procurement decision into an architectural discipline involving infrastructure design, licensing analysis, hardware planning, operational readiness, and long-term platform governance.</w:t>
+        <w:t>As discussed in Chapter 3, commercial AI platforms offer compelling advantages, including fully managed infrastructure, predictable APIs, integrated safety mechanisms, and continuous model improvements without operational overhead for customers. These characteristics make managed services an attractive option for many production workloads. However, they also introduce dependencies on external providers, recurring inference costs, limited control over model internals, and constraints on customization. Open-weight models address many of these limitations by allowing organizations to deploy and operate models within their own infrastructure or trusted cloud environments.</w:t>
       </w:r>
     </w:p>
     <w:p>
@@ -61,7 +75,7 @@
           <w:sz w:val="28"/>
           <w:szCs w:val="24"/>
         </w:rPr>
-        <w:t>As discussed in Chapter 3, commercial AI platforms offer compelling advantages, including fully managed infrastructure, predictable APIs, integrated safety mechanisms, and continuous model improvements without operational overhead for customers. These characteristics make managed services an attractive option for many production workloads. However, they also introduce dependencies on external providers, recurring inference costs, limited control over model internals, and constraints on customization. Open-weight models address many of these limitations by allowing organizations to deploy and operate models within their own infrastructure or trusted cloud environments.</w:t>
+        <w:t>The term open-weight has become increasingly important because it accurately reflects the current state of the industry. Although many publicly released models are often described as "open source," relatively few satisfy the formal definition of open-source software established by the Open Source Initiative (OSI). In many cases, model weights are publicly downloadable while training datasets, training code, reinforcement learning pipelines, or portions of the development process remain proprietary. Some licenses also impose restrictions on redistribution, acceptable use, or commercial deployment. Consequently, the industry has gradually adopted open-weight as a more precise engineering term that distinguishes publicly available model parameters from fully open-source software projects.</w:t>
       </w:r>
     </w:p>
     <w:p>
@@ -78,33 +92,16 @@
           <w:sz w:val="28"/>
           <w:szCs w:val="24"/>
         </w:rPr>
-        <w:t>The term open-weight has become increasingly important because it accurately reflects the current state of the industry. Although many publicly released models are often described as "open source," relatively few satisfy the formal definition of open-source software established by the Open Source Initiative (OSI). In many cases, model weights are publicly downloadable while training datasets, training code, reinforcement learning pipelines, or portions of the development process remain proprietary. Some licenses also impose restrictions on redistribution, acceptable use, or commercial deployment. Consequently, the industry has gradually adopted open-weight as a more precise engineering term that distinguishes publicly available model parameters from fully open-source software projects.</w:t>
-      </w:r>
-    </w:p>
-    <w:p>
-      <w:pPr>
+        <w:t xml:space="preserve">For platform engineers, this distinction is not merely semantic. Licensing determines whether a model can be redistributed, embedded into commercial products, fine-tuned for customer-specific applications, or deployed in regulated environments. A technically excellent model may be unsuitable for production simply because its license conflicts with organizational requirements. Conversely, </w:t>
+      </w:r>
+      <w:r>
         <w:rPr>
           <w:rFonts w:ascii="Times New Roman" w:eastAsia="Times New Roman" w:hAnsi="Times New Roman" w:cs="Times New Roman"/>
           <w:sz w:val="28"/>
           <w:szCs w:val="24"/>
         </w:rPr>
-      </w:pPr>
-      <w:r>
-        <w:rPr>
-          <w:rFonts w:ascii="Times New Roman" w:eastAsia="Times New Roman" w:hAnsi="Times New Roman" w:cs="Times New Roman"/>
-          <w:sz w:val="28"/>
-          <w:szCs w:val="24"/>
-        </w:rPr>
-        <w:t xml:space="preserve">For platform engineers, this distinction is not merely semantic. Licensing determines whether a model can be redistributed, embedded into commercial products, fine-tuned for customer-specific applications, or deployed in regulated environments. A technically excellent model may be unsuitable for production simply because its license conflicts with organizational requirements. Conversely, a model with slightly lower benchmark performance may prove significantly more </w:t>
-      </w:r>
-      <w:r>
-        <w:rPr>
-          <w:rFonts w:ascii="Times New Roman" w:eastAsia="Times New Roman" w:hAnsi="Times New Roman" w:cs="Times New Roman"/>
-          <w:sz w:val="28"/>
-          <w:szCs w:val="24"/>
-        </w:rPr>
         <w:lastRenderedPageBreak/>
-        <w:t>valuable if it offers permissive licensing, predictable release cycles, and strong ecosystem support.</w:t>
+        <w:t>a model with slightly lower benchmark performance may prove significantly more valuable if it offers permissive licensing, predictable release cycles, and strong ecosystem support.</w:t>
       </w:r>
     </w:p>
     <w:p>
@@ -186,10 +183,16 @@
     </w:p>
     <w:p>
       <w:pPr>
-        <w:pStyle w:val="1"/>
-      </w:pPr>
-      <w:r>
-        <w:t>4.1 Evolution of Open-Weight Foundation Models</w:t>
+        <w:pStyle w:val="Heading1"/>
+      </w:pPr>
+      <w:r>
+        <w:t>4.</w:t>
+      </w:r>
+      <w:r>
+        <w:t>2</w:t>
+      </w:r>
+      <w:r>
+        <w:t xml:space="preserve"> Evolution of Open-Weight Foundation Models</w:t>
       </w:r>
     </w:p>
     <w:p>
@@ -245,7 +248,7 @@
     </w:p>
     <w:p>
       <w:pPr>
-        <w:pStyle w:val="2"/>
+        <w:pStyle w:val="Heading2"/>
       </w:pPr>
       <w:r>
         <w:t>Early Transformer Releases</w:t>
@@ -309,23 +312,41 @@
           <w:szCs w:val="24"/>
         </w:rPr>
         <w:lastRenderedPageBreak/>
-        <w:t>on machine translation, the architectural principles quickly generalized to many other language understanding and generation tasks.</w:t>
-      </w:r>
-    </w:p>
-    <w:p>
-      <w:pPr>
+        <w:t xml:space="preserve">on machine translation, the architectural principles quickly generalized to many other </w:t>
+      </w:r>
+      <w:proofErr w:type="gramStart"/>
+      <w:r>
         <w:rPr>
           <w:rFonts w:ascii="Times New Roman" w:eastAsia="Times New Roman" w:hAnsi="Times New Roman" w:cs="Times New Roman"/>
           <w:sz w:val="28"/>
           <w:szCs w:val="24"/>
         </w:rPr>
-      </w:pPr>
+        <w:t>language</w:t>
+      </w:r>
+      <w:proofErr w:type="gramEnd"/>
       <w:r>
         <w:rPr>
           <w:rFonts w:ascii="Times New Roman" w:eastAsia="Times New Roman" w:hAnsi="Times New Roman" w:cs="Times New Roman"/>
           <w:sz w:val="28"/>
           <w:szCs w:val="24"/>
         </w:rPr>
+        <w:t xml:space="preserve"> understanding and generation tasks.</w:t>
+      </w:r>
+    </w:p>
+    <w:p>
+      <w:pPr>
+        <w:rPr>
+          <w:rFonts w:ascii="Times New Roman" w:eastAsia="Times New Roman" w:hAnsi="Times New Roman" w:cs="Times New Roman"/>
+          <w:sz w:val="28"/>
+          <w:szCs w:val="24"/>
+        </w:rPr>
+      </w:pPr>
+      <w:r>
+        <w:rPr>
+          <w:rFonts w:ascii="Times New Roman" w:eastAsia="Times New Roman" w:hAnsi="Times New Roman" w:cs="Times New Roman"/>
+          <w:sz w:val="28"/>
+          <w:szCs w:val="24"/>
+        </w:rPr>
         <w:t>The first generation of transformer-based language models was primarily research-driven. Models such as BERT, GPT, GPT-2, RoBERTa, XLNet, T5, and BART were designed to investigate different training objectives, architectural variations, and scaling behaviors. Their releases established many of the concepts that continue to influence modern language models, including masked language modeling, autoregressive generation, transfer learning, and large-scale pretraining.</w:t>
       </w:r>
     </w:p>
@@ -394,7 +415,25 @@
           <w:sz w:val="28"/>
           <w:szCs w:val="24"/>
         </w:rPr>
-        <w:t>Third, licensing practices varied considerably. Some models were fully open source, while others imposed restrictions on commercial use or delayed public release due to concerns regarding misuse. The ecosystem lacked consistent conventions for model distribution, documentation, or metadata.</w:t>
+        <w:t xml:space="preserve">Third, licensing practices varied considerably. Some models were fully open source, while </w:t>
+      </w:r>
+      <w:proofErr w:type="gramStart"/>
+      <w:r>
+        <w:rPr>
+          <w:rFonts w:ascii="Times New Roman" w:eastAsia="Times New Roman" w:hAnsi="Times New Roman" w:cs="Times New Roman"/>
+          <w:sz w:val="28"/>
+          <w:szCs w:val="24"/>
+        </w:rPr>
+        <w:t>others imposed</w:t>
+      </w:r>
+      <w:proofErr w:type="gramEnd"/>
+      <w:r>
+        <w:rPr>
+          <w:rFonts w:ascii="Times New Roman" w:eastAsia="Times New Roman" w:hAnsi="Times New Roman" w:cs="Times New Roman"/>
+          <w:sz w:val="28"/>
+          <w:szCs w:val="24"/>
+        </w:rPr>
+        <w:t xml:space="preserve"> restrictions on commercial use or delayed public release due to concerns regarding misuse. The ecosystem lacked consistent conventions for model distribution, documentation, or metadata.</w:t>
       </w:r>
     </w:p>
     <w:p>
@@ -460,7 +499,7 @@
     </w:p>
     <w:p>
       <w:pPr>
-        <w:pStyle w:val="2"/>
+        <w:pStyle w:val="Heading2"/>
       </w:pPr>
       <w:r>
         <w:t>The LLaMA Turning Point</w:t>
@@ -665,7 +704,7 @@
     </w:p>
     <w:p>
       <w:pPr>
-        <w:pStyle w:val="2"/>
+        <w:pStyle w:val="Heading2"/>
       </w:pPr>
       <w:r>
         <w:t>Current Open-Weight Ecosystem</w:t>
@@ -779,7 +818,25 @@
           <w:sz w:val="28"/>
           <w:szCs w:val="24"/>
         </w:rPr>
-        <w:t>The following table summarizes several influential open-weight model families representative of the contemporary landscape. The objective is not to identify a universally preferred model, but to illustrate the diversity of design philosophies that platform engineers are likely to encounter.</w:t>
+        <w:t xml:space="preserve">The following table summarizes several influential open-weight </w:t>
+      </w:r>
+      <w:proofErr w:type="gramStart"/>
+      <w:r>
+        <w:rPr>
+          <w:rFonts w:ascii="Times New Roman" w:eastAsia="Times New Roman" w:hAnsi="Times New Roman" w:cs="Times New Roman"/>
+          <w:sz w:val="28"/>
+          <w:szCs w:val="24"/>
+        </w:rPr>
+        <w:t>model</w:t>
+      </w:r>
+      <w:proofErr w:type="gramEnd"/>
+      <w:r>
+        <w:rPr>
+          <w:rFonts w:ascii="Times New Roman" w:eastAsia="Times New Roman" w:hAnsi="Times New Roman" w:cs="Times New Roman"/>
+          <w:sz w:val="28"/>
+          <w:szCs w:val="24"/>
+        </w:rPr>
+        <w:t xml:space="preserve"> families representative of the contemporary landscape. The objective is not to identify a universally preferred model, but to illustrate the diversity of design philosophies that platform engineers are likely to encounter.</w:t>
       </w:r>
     </w:p>
     <w:p>
@@ -3118,13 +3175,13 @@
           <w:szCs w:val="28"/>
         </w:rPr>
         <w:pict w14:anchorId="6C12CBE8">
-          <v:rect id="_x0000_i1197" style="width:0;height:1.5pt" o:hralign="center" o:hrstd="t" o:hr="t" fillcolor="#a0a0a0" stroked="f"/>
+          <v:rect id="_x0000_i1025" style="width:0;height:1.5pt" o:hralign="center" o:hrstd="t" o:hr="t" fillcolor="#a0a0a0" stroked="f"/>
         </w:pict>
       </w:r>
     </w:p>
     <w:p>
       <w:pPr>
-        <w:pStyle w:val="1"/>
+        <w:pStyle w:val="Heading1"/>
         <w:rPr>
           <w:sz w:val="52"/>
           <w:szCs w:val="52"/>
@@ -3171,7 +3228,17 @@
           <w:sz w:val="28"/>
           <w:szCs w:val="28"/>
         </w:rPr>
-        <w:t>Unlike encoder-decoder architectures originally popularized by sequence-to-sequence translation systems, decoder-only models are trained to predict the next token in a sequence. During inference, each generated token becomes part of the input for generating the next one, creating an autoregressive generation process.</w:t>
+        <w:t>Unlike encoder-de</w:t>
+      </w:r>
+      <w:bookmarkStart w:id="0" w:name="_GoBack"/>
+      <w:bookmarkEnd w:id="0"/>
+      <w:r>
+        <w:rPr>
+          <w:rFonts w:ascii="Times New Roman" w:eastAsia="Times New Roman" w:hAnsi="Times New Roman" w:cs="Times New Roman"/>
+          <w:sz w:val="28"/>
+          <w:szCs w:val="28"/>
+        </w:rPr>
+        <w:t>coder architectures originally popularized by sequence-to-sequence translation systems, decoder-only models are trained to predict the next token in a sequence. During inference, each generated token becomes part of the input for generating the next one, creating an autoregressive generation process.</w:t>
       </w:r>
     </w:p>
     <w:p>
@@ -3194,7 +3261,7 @@
     </w:p>
     <w:p>
       <w:pPr>
-        <w:pStyle w:val="2"/>
+        <w:pStyle w:val="Heading2"/>
       </w:pPr>
       <w:r>
         <w:t>Why Decoder-Only Models Became Dominant</w:t>
@@ -3293,7 +3360,7 @@
     </w:p>
     <w:p>
       <w:pPr>
-        <w:pStyle w:val="2"/>
+        <w:pStyle w:val="Heading2"/>
       </w:pPr>
       <w:r>
         <w:t>Operational Characteristics</w:t>
@@ -3391,7 +3458,7 @@
     </w:p>
     <w:p>
       <w:pPr>
-        <w:pStyle w:val="2"/>
+        <w:pStyle w:val="Heading2"/>
       </w:pPr>
       <w:r>
         <w:t>Limitations</w:t>
@@ -3522,13 +3589,13 @@
           <w:szCs w:val="28"/>
         </w:rPr>
         <w:pict w14:anchorId="28257147">
-          <v:rect id="_x0000_i1198" style="width:0;height:1.5pt" o:hralign="center" o:hrstd="t" o:hr="t" fillcolor="#a0a0a0" stroked="f"/>
+          <v:rect id="_x0000_i1026" style="width:0;height:1.5pt" o:hralign="center" o:hrstd="t" o:hr="t" fillcolor="#a0a0a0" stroked="f"/>
         </w:pict>
       </w:r>
     </w:p>
     <w:p>
       <w:pPr>
-        <w:pStyle w:val="1"/>
+        <w:pStyle w:val="Heading1"/>
       </w:pPr>
       <w:r>
         <w:t>4.2.2 Mixture-of-Experts Models</w:t>
@@ -3585,7 +3652,25 @@
           <w:sz w:val="28"/>
           <w:szCs w:val="28"/>
         </w:rPr>
-        <w:t>Mixture-of-Experts architectures introduce conditional computation. Instead of activating the entire network, a routing mechanism selects only a subset of specialized components—known as experts—to process each token. As a result, the model may contain hundreds of billions of parameters while only a fraction participate in any individual inference step.</w:t>
+        <w:t xml:space="preserve">Mixture-of-Experts architectures introduce conditional computation. Instead of activating the entire network, a routing mechanism selects only a subset of specialized components—known as experts—to process each token. As a result, the model may contain hundreds of billions of parameters while only a fraction </w:t>
+      </w:r>
+      <w:proofErr w:type="gramStart"/>
+      <w:r>
+        <w:rPr>
+          <w:rFonts w:ascii="Times New Roman" w:eastAsia="Times New Roman" w:hAnsi="Times New Roman" w:cs="Times New Roman"/>
+          <w:sz w:val="28"/>
+          <w:szCs w:val="28"/>
+        </w:rPr>
+        <w:t>participate</w:t>
+      </w:r>
+      <w:proofErr w:type="gramEnd"/>
+      <w:r>
+        <w:rPr>
+          <w:rFonts w:ascii="Times New Roman" w:eastAsia="Times New Roman" w:hAnsi="Times New Roman" w:cs="Times New Roman"/>
+          <w:sz w:val="28"/>
+          <w:szCs w:val="28"/>
+        </w:rPr>
+        <w:t xml:space="preserve"> in any individual inference step.</w:t>
       </w:r>
     </w:p>
     <w:p>
@@ -3608,7 +3693,7 @@
     </w:p>
     <w:p>
       <w:pPr>
-        <w:pStyle w:val="2"/>
+        <w:pStyle w:val="Heading2"/>
       </w:pPr>
       <w:r>
         <w:t>Engineering Motivation</w:t>
@@ -3707,7 +3792,7 @@
     </w:p>
     <w:p>
       <w:pPr>
-        <w:pStyle w:val="2"/>
+        <w:pStyle w:val="Heading2"/>
       </w:pPr>
       <w:r>
         <w:t>Operational Implications</w:t>
@@ -3859,7 +3944,7 @@
     </w:p>
     <w:p>
       <w:pPr>
-        <w:pStyle w:val="2"/>
+        <w:pStyle w:val="Heading2"/>
       </w:pPr>
       <w:r>
         <w:t>Deployment Considerations</w:t>
@@ -3958,7 +4043,7 @@
     </w:p>
     <w:p>
       <w:pPr>
-        <w:pStyle w:val="2"/>
+        <w:pStyle w:val="Heading2"/>
       </w:pPr>
       <w:r>
         <w:t>Limitations</w:t>
@@ -4088,13 +4173,13 @@
           <w:szCs w:val="28"/>
         </w:rPr>
         <w:pict w14:anchorId="3F777D25">
-          <v:rect id="_x0000_i1199" style="width:0;height:1.5pt" o:hralign="center" o:hrstd="t" o:hr="t" fillcolor="#a0a0a0" stroked="f"/>
+          <v:rect id="_x0000_i1027" style="width:0;height:1.5pt" o:hralign="center" o:hrstd="t" o:hr="t" fillcolor="#a0a0a0" stroked="f"/>
         </w:pict>
       </w:r>
     </w:p>
     <w:p>
       <w:pPr>
-        <w:pStyle w:val="1"/>
+        <w:pStyle w:val="Heading1"/>
       </w:pPr>
       <w:r>
         <w:t>4.2.3 Multimodal Architectures</w:t>
@@ -4165,7 +4250,7 @@
     </w:p>
     <w:p>
       <w:pPr>
-        <w:pStyle w:val="2"/>
+        <w:pStyle w:val="Heading2"/>
       </w:pPr>
       <w:r>
         <w:t>Architectural Overview</w:t>
@@ -4263,7 +4348,7 @@
     </w:p>
     <w:p>
       <w:pPr>
-        <w:pStyle w:val="2"/>
+        <w:pStyle w:val="Heading2"/>
       </w:pPr>
       <w:r>
         <w:t>Engineering Implications</w:t>
@@ -4398,7 +4483,7 @@
     </w:p>
     <w:p>
       <w:pPr>
-        <w:pStyle w:val="2"/>
+        <w:pStyle w:val="Heading2"/>
       </w:pPr>
       <w:r>
         <w:t>Enterprise Applications</w:t>
@@ -4632,7 +4717,7 @@
     </w:p>
     <w:p>
       <w:pPr>
-        <w:pStyle w:val="2"/>
+        <w:pStyle w:val="Heading2"/>
       </w:pPr>
       <w:r>
         <w:t>Limitations</w:t>
@@ -4762,13 +4847,13 @@
           <w:szCs w:val="28"/>
         </w:rPr>
         <w:pict w14:anchorId="6608D1CD">
-          <v:rect id="_x0000_i1200" style="width:0;height:1.5pt" o:hralign="center" o:hrstd="t" o:hr="t" fillcolor="#a0a0a0" stroked="f"/>
+          <v:rect id="_x0000_i1028" style="width:0;height:1.5pt" o:hralign="center" o:hrstd="t" o:hr="t" fillcolor="#a0a0a0" stroked="f"/>
         </w:pict>
       </w:r>
     </w:p>
     <w:p>
       <w:pPr>
-        <w:pStyle w:val="1"/>
+        <w:pStyle w:val="Heading1"/>
       </w:pPr>
       <w:r>
         <w:t>4.2.4 Long-Context Architectures</w:t>
@@ -4831,7 +4916,7 @@
     </w:p>
     <w:p>
       <w:pPr>
-        <w:pStyle w:val="2"/>
+        <w:pStyle w:val="Heading2"/>
       </w:pPr>
       <w:r>
         <w:t>Motivation</w:t>
@@ -4947,7 +5032,7 @@
     </w:p>
     <w:p>
       <w:pPr>
-        <w:pStyle w:val="2"/>
+        <w:pStyle w:val="Heading2"/>
       </w:pPr>
       <w:r>
         <w:t>Architectural Evolution</w:t>
@@ -5028,7 +5113,7 @@
     </w:p>
     <w:p>
       <w:pPr>
-        <w:pStyle w:val="2"/>
+        <w:pStyle w:val="Heading2"/>
       </w:pPr>
       <w:r>
         <w:t>Operational Implications</w:t>
@@ -5144,7 +5229,7 @@
     </w:p>
     <w:p>
       <w:pPr>
-        <w:pStyle w:val="2"/>
+        <w:pStyle w:val="Heading2"/>
       </w:pPr>
       <w:r>
         <w:t>Long Context Versus Retrieval</w:t>
@@ -5260,7 +5345,7 @@
     </w:p>
     <w:p>
       <w:pPr>
-        <w:pStyle w:val="2"/>
+        <w:pStyle w:val="Heading2"/>
       </w:pPr>
       <w:r>
         <w:t>Limitations</w:t>
@@ -5391,7 +5476,7 @@
           <w:szCs w:val="28"/>
         </w:rPr>
         <w:pict w14:anchorId="7B658BBF">
-          <v:rect id="_x0000_i1201" style="width:0;height:1.5pt" o:hralign="center" o:hrstd="t" o:hr="t" fillcolor="#a0a0a0" stroked="f"/>
+          <v:rect id="_x0000_i1029" style="width:0;height:1.5pt" o:hralign="center" o:hrstd="t" o:hr="t" fillcolor="#a0a0a0" stroked="f"/>
         </w:pict>
       </w:r>
     </w:p>
@@ -6163,7 +6248,7 @@
     </w:p>
     <w:p>
       <w:pPr>
-        <w:pStyle w:val="1"/>
+        <w:pStyle w:val="Heading1"/>
       </w:pPr>
       <w:r>
         <w:t>4.3 Understanding Model Licenses</w:t>
@@ -6266,13 +6351,13 @@
           <w:szCs w:val="28"/>
         </w:rPr>
         <w:pict w14:anchorId="7D546D0E">
-          <v:rect id="_x0000_i1235" style="width:0;height:1.5pt" o:hralign="center" o:hrstd="t" o:hr="t" fillcolor="#a0a0a0" stroked="f"/>
+          <v:rect id="_x0000_i1030" style="width:0;height:1.5pt" o:hralign="center" o:hrstd="t" o:hr="t" fillcolor="#a0a0a0" stroked="f"/>
         </w:pict>
       </w:r>
     </w:p>
     <w:p>
       <w:pPr>
-        <w:pStyle w:val="1"/>
+        <w:pStyle w:val="Heading1"/>
       </w:pPr>
       <w:r>
         <w:t>4.3.1 Why AI Licensing Is Different</w:t>
@@ -6765,7 +6850,7 @@
     </w:p>
     <w:p>
       <w:pPr>
-        <w:pStyle w:val="2"/>
+        <w:pStyle w:val="Heading2"/>
       </w:pPr>
       <w:r>
         <w:t>Multiple Intellectual Property Layers</w:t>
@@ -6968,13 +7053,13 @@
           <w:szCs w:val="28"/>
         </w:rPr>
         <w:pict w14:anchorId="2AE8A88D">
-          <v:rect id="_x0000_i1236" style="width:0;height:1.5pt" o:hralign="center" o:hrstd="t" o:hr="t" fillcolor="#a0a0a0" stroked="f"/>
+          <v:rect id="_x0000_i1031" style="width:0;height:1.5pt" o:hralign="center" o:hrstd="t" o:hr="t" fillcolor="#a0a0a0" stroked="f"/>
         </w:pict>
       </w:r>
     </w:p>
     <w:p>
       <w:pPr>
-        <w:pStyle w:val="1"/>
+        <w:pStyle w:val="Heading1"/>
       </w:pPr>
       <w:r>
         <w:t>4.3.2 Open Source Versus Open Weight</w:t>
@@ -7307,7 +7392,7 @@
     </w:p>
     <w:p>
       <w:pPr>
-        <w:pStyle w:val="2"/>
+        <w:pStyle w:val="Heading2"/>
       </w:pPr>
       <w:r>
         <w:t>Why the Distinction Matters</w:t>
@@ -7582,13 +7667,13 @@
           <w:szCs w:val="28"/>
         </w:rPr>
         <w:pict w14:anchorId="3A96FA5F">
-          <v:rect id="_x0000_i1237" style="width:0;height:1.5pt" o:hralign="center" o:hrstd="t" o:hr="t" fillcolor="#a0a0a0" stroked="f"/>
+          <v:rect id="_x0000_i1032" style="width:0;height:1.5pt" o:hralign="center" o:hrstd="t" o:hr="t" fillcolor="#a0a0a0" stroked="f"/>
         </w:pict>
       </w:r>
     </w:p>
     <w:p>
       <w:pPr>
-        <w:pStyle w:val="1"/>
+        <w:pStyle w:val="Heading1"/>
       </w:pPr>
       <w:r>
         <w:t>4.3.3 Commercial Restrictions</w:t>
@@ -7650,7 +7735,7 @@
     </w:p>
     <w:p>
       <w:pPr>
-        <w:pStyle w:val="2"/>
+        <w:pStyle w:val="Heading2"/>
       </w:pPr>
       <w:r>
         <w:t>Commercial Use</w:t>
@@ -7784,7 +7869,7 @@
     </w:p>
     <w:p>
       <w:pPr>
-        <w:pStyle w:val="2"/>
+        <w:pStyle w:val="Heading2"/>
       </w:pPr>
       <w:r>
         <w:t>Redistribution</w:t>
@@ -7919,7 +8004,7 @@
     </w:p>
     <w:p>
       <w:pPr>
-        <w:pStyle w:val="2"/>
+        <w:pStyle w:val="Heading2"/>
       </w:pPr>
       <w:r>
         <w:t>Derivative Models</w:t>
@@ -7999,7 +8084,7 @@
     </w:p>
     <w:p>
       <w:pPr>
-        <w:pStyle w:val="2"/>
+        <w:pStyle w:val="Heading2"/>
       </w:pPr>
       <w:r>
         <w:t>Acceptable Use Policies</w:t>
@@ -8248,7 +8333,7 @@
     </w:p>
     <w:p>
       <w:pPr>
-        <w:pStyle w:val="2"/>
+        <w:pStyle w:val="Heading2"/>
       </w:pPr>
       <w:r>
         <w:t>Branding and Attribution</w:t>
@@ -8310,7 +8395,7 @@
     </w:p>
     <w:p>
       <w:pPr>
-        <w:pStyle w:val="2"/>
+        <w:pStyle w:val="Heading2"/>
       </w:pPr>
       <w:r>
         <w:t>Export Controls and Regulatory Considerations</w:t>
@@ -8386,13 +8471,13 @@
           <w:szCs w:val="28"/>
         </w:rPr>
         <w:pict w14:anchorId="4D0FDD7C">
-          <v:rect id="_x0000_i1238" style="width:0;height:1.5pt" o:hralign="center" o:hrstd="t" o:hr="t" fillcolor="#a0a0a0" stroked="f"/>
+          <v:rect id="_x0000_i1033" style="width:0;height:1.5pt" o:hralign="center" o:hrstd="t" o:hr="t" fillcolor="#a0a0a0" stroked="f"/>
         </w:pict>
       </w:r>
     </w:p>
     <w:p>
       <w:pPr>
-        <w:pStyle w:val="1"/>
+        <w:pStyle w:val="Heading1"/>
       </w:pPr>
       <w:r>
         <w:t>4.3.4 Major AI Licenses</w:t>
@@ -8436,7 +8521,7 @@
     </w:p>
     <w:p>
       <w:pPr>
-        <w:pStyle w:val="2"/>
+        <w:pStyle w:val="Heading2"/>
       </w:pPr>
       <w:r>
         <w:t>Apache License 2.0</w:t>
@@ -8517,7 +8602,7 @@
     </w:p>
     <w:p>
       <w:pPr>
-        <w:pStyle w:val="2"/>
+        <w:pStyle w:val="Heading2"/>
       </w:pPr>
       <w:r>
         <w:t>MIT and BSD Licenses</w:t>
@@ -8579,7 +8664,7 @@
     </w:p>
     <w:p>
       <w:pPr>
-        <w:pStyle w:val="2"/>
+        <w:pStyle w:val="Heading2"/>
       </w:pPr>
       <w:r>
         <w:t>Llama Community License</w:t>
@@ -8659,7 +8744,7 @@
     </w:p>
     <w:p>
       <w:pPr>
-        <w:pStyle w:val="2"/>
+        <w:pStyle w:val="Heading2"/>
       </w:pPr>
       <w:r>
         <w:t>Gemma License</w:t>
@@ -8721,7 +8806,7 @@
     </w:p>
     <w:p>
       <w:pPr>
-        <w:pStyle w:val="2"/>
+        <w:pStyle w:val="Heading2"/>
       </w:pPr>
       <w:r>
         <w:lastRenderedPageBreak/>
@@ -8802,7 +8887,7 @@
     </w:p>
     <w:p>
       <w:pPr>
-        <w:pStyle w:val="2"/>
+        <w:pStyle w:val="Heading2"/>
       </w:pPr>
       <w:r>
         <w:t>Research Licenses</w:t>
@@ -8864,7 +8949,7 @@
     </w:p>
     <w:p>
       <w:pPr>
-        <w:pStyle w:val="2"/>
+        <w:pStyle w:val="Heading2"/>
       </w:pPr>
       <w:r>
         <w:t>Custom Vendor Licenses</w:t>
@@ -9832,11 +9917,19 @@
                 <w:rFonts w:ascii="Times New Roman" w:eastAsia="Times New Roman" w:hAnsi="Times New Roman" w:cs="Times New Roman"/>
               </w:rPr>
             </w:pPr>
-            <w:r>
-              <w:rPr>
-                <w:rFonts w:ascii="Times New Roman" w:eastAsia="Times New Roman" w:hAnsi="Times New Roman" w:cs="Times New Roman"/>
-              </w:rPr>
-              <w:t>Generally supports commercial deployment subject to terms</w:t>
+            <w:proofErr w:type="gramStart"/>
+            <w:r>
+              <w:rPr>
+                <w:rFonts w:ascii="Times New Roman" w:eastAsia="Times New Roman" w:hAnsi="Times New Roman" w:cs="Times New Roman"/>
+              </w:rPr>
+              <w:t>Generally</w:t>
+            </w:r>
+            <w:proofErr w:type="gramEnd"/>
+            <w:r>
+              <w:rPr>
+                <w:rFonts w:ascii="Times New Roman" w:eastAsia="Times New Roman" w:hAnsi="Times New Roman" w:cs="Times New Roman"/>
+              </w:rPr>
+              <w:t xml:space="preserve"> supports commercial deployment subject to terms</w:t>
             </w:r>
           </w:p>
         </w:tc>
@@ -10473,7 +10566,7 @@
     </w:p>
     <w:p>
       <w:pPr>
-        <w:pStyle w:val="1"/>
+        <w:pStyle w:val="Heading1"/>
       </w:pPr>
       <w:r>
         <w:t>4.4 Evaluating Model Quality</w:t>
@@ -10576,13 +10669,13 @@
           <w:szCs w:val="28"/>
         </w:rPr>
         <w:pict w14:anchorId="66B7FB08">
-          <v:rect id="_x0000_i1278" style="width:0;height:1.5pt" o:hralign="center" o:hrstd="t" o:hr="t" fillcolor="#a0a0a0" stroked="f"/>
+          <v:rect id="_x0000_i1034" style="width:0;height:1.5pt" o:hralign="center" o:hrstd="t" o:hr="t" fillcolor="#a0a0a0" stroked="f"/>
         </w:pict>
       </w:r>
     </w:p>
     <w:p>
       <w:pPr>
-        <w:pStyle w:val="1"/>
+        <w:pStyle w:val="Heading1"/>
       </w:pPr>
       <w:r>
         <w:t>4.4.1 Why Benchmarks Can Be Misleading</w:t>
@@ -10693,16 +10786,7 @@
           <w:sz w:val="28"/>
           <w:szCs w:val="28"/>
         </w:rPr>
-        <w:t xml:space="preserve">. As benchmark datasets become widely used, model developers naturally optimize training procedures for those tasks. Improvements on mature benchmarks may therefore reflect increasing familiarity with the benchmark rather than broader improvements in reasoning or </w:t>
-      </w:r>
-      <w:r>
-        <w:rPr>
-          <w:rFonts w:ascii="Times New Roman" w:eastAsia="Times New Roman" w:hAnsi="Times New Roman" w:cs="Times New Roman"/>
-          <w:sz w:val="28"/>
-          <w:szCs w:val="28"/>
-        </w:rPr>
-        <w:lastRenderedPageBreak/>
-        <w:t>language understanding. This phenomenon is well known throughout machine learning and resembles overfitting in conventional predictive models.</w:t>
+        <w:t>. As benchmark datasets become widely used, model developers naturally optimize training procedures for those tasks. Improvements on mature benchmarks may therefore reflect increasing familiarity with the benchmark rather than broader improvements in reasoning or language understanding. This phenomenon is well known throughout machine learning and resembles overfitting in conventional predictive models.</w:t>
       </w:r>
     </w:p>
     <w:p>
@@ -10847,13 +10931,13 @@
           <w:szCs w:val="28"/>
         </w:rPr>
         <w:pict w14:anchorId="3B265FDC">
-          <v:rect id="_x0000_i1279" style="width:0;height:1.5pt" o:hralign="center" o:hrstd="t" o:hr="t" fillcolor="#a0a0a0" stroked="f"/>
+          <v:rect id="_x0000_i1035" style="width:0;height:1.5pt" o:hralign="center" o:hrstd="t" o:hr="t" fillcolor="#a0a0a0" stroked="f"/>
         </w:pict>
       </w:r>
     </w:p>
     <w:p>
       <w:pPr>
-        <w:pStyle w:val="1"/>
+        <w:pStyle w:val="Heading1"/>
       </w:pPr>
       <w:r>
         <w:t>4.4.2 Common AI Benchmarks</w:t>
@@ -10879,10 +10963,9 @@
     </w:p>
     <w:p>
       <w:pPr>
-        <w:pStyle w:val="2"/>
-      </w:pPr>
-      <w:r>
-        <w:lastRenderedPageBreak/>
+        <w:pStyle w:val="Heading2"/>
+      </w:pPr>
+      <w:r>
         <w:t>MMLU</w:t>
       </w:r>
     </w:p>
@@ -10942,7 +11025,7 @@
     </w:p>
     <w:p>
       <w:pPr>
-        <w:pStyle w:val="2"/>
+        <w:pStyle w:val="Heading2"/>
       </w:pPr>
       <w:r>
         <w:t>GPQA</w:t>
@@ -11004,7 +11087,7 @@
     </w:p>
     <w:p>
       <w:pPr>
-        <w:pStyle w:val="2"/>
+        <w:pStyle w:val="Heading2"/>
       </w:pPr>
       <w:r>
         <w:t>HumanEval</w:t>
@@ -11061,21 +11144,12 @@
           <w:sz w:val="28"/>
           <w:szCs w:val="28"/>
         </w:rPr>
-        <w:t xml:space="preserve">For engineering organizations building software development assistants, HumanEval provides valuable insight into code synthesis capability. However, it should not be interpreted as a complete assessment of software engineering competence. Modern development involves code comprehension, debugging, </w:t>
-      </w:r>
-      <w:r>
-        <w:rPr>
-          <w:rFonts w:ascii="Times New Roman" w:eastAsia="Times New Roman" w:hAnsi="Times New Roman" w:cs="Times New Roman"/>
-          <w:sz w:val="28"/>
-          <w:szCs w:val="28"/>
-        </w:rPr>
-        <w:lastRenderedPageBreak/>
-        <w:t>architecture, documentation, testing, and repository navigation—tasks extending well beyond isolated function generation.</w:t>
-      </w:r>
-    </w:p>
-    <w:p>
-      <w:pPr>
-        <w:pStyle w:val="2"/>
+        <w:t>For engineering organizations building software development assistants, HumanEval provides valuable insight into code synthesis capability. However, it should not be interpreted as a complete assessment of software engineering competence. Modern development involves code comprehension, debugging, architecture, documentation, testing, and repository navigation—tasks extending well beyond isolated function generation.</w:t>
+      </w:r>
+    </w:p>
+    <w:p>
+      <w:pPr>
+        <w:pStyle w:val="Heading2"/>
       </w:pPr>
       <w:r>
         <w:t>SWE-bench</w:t>
@@ -11155,7 +11229,7 @@
     </w:p>
     <w:p>
       <w:pPr>
-        <w:pStyle w:val="2"/>
+        <w:pStyle w:val="Heading2"/>
       </w:pPr>
       <w:r>
         <w:t>MATH</w:t>
@@ -11217,7 +11291,7 @@
     </w:p>
     <w:p>
       <w:pPr>
-        <w:pStyle w:val="2"/>
+        <w:pStyle w:val="Heading2"/>
       </w:pPr>
       <w:r>
         <w:t>MMMU</w:t>
@@ -11279,10 +11353,9 @@
     </w:p>
     <w:p>
       <w:pPr>
-        <w:pStyle w:val="2"/>
-      </w:pPr>
-      <w:r>
-        <w:lastRenderedPageBreak/>
+        <w:pStyle w:val="Heading2"/>
+      </w:pPr>
+      <w:r>
         <w:t>LiveBench</w:t>
       </w:r>
     </w:p>
@@ -11342,7 +11415,7 @@
     </w:p>
     <w:p>
       <w:pPr>
-        <w:pStyle w:val="2"/>
+        <w:pStyle w:val="Heading2"/>
       </w:pPr>
       <w:r>
         <w:t>Arena-Style Evaluations</w:t>
@@ -11454,7 +11527,7 @@
           <w:szCs w:val="28"/>
         </w:rPr>
         <w:pict w14:anchorId="4A3861B9">
-          <v:rect id="_x0000_i1280" style="width:0;height:1.5pt" o:hralign="center" o:hrstd="t" o:hr="t" fillcolor="#a0a0a0" stroked="f"/>
+          <v:rect id="_x0000_i1036" style="width:0;height:1.5pt" o:hralign="center" o:hrstd="t" o:hr="t" fillcolor="#a0a0a0" stroked="f"/>
         </w:pict>
       </w:r>
     </w:p>
@@ -11816,7 +11889,6 @@
                 <w:sz w:val="24"/>
                 <w:szCs w:val="24"/>
               </w:rPr>
-              <w:lastRenderedPageBreak/>
               <w:t>GPQA</w:t>
             </w:r>
           </w:p>
@@ -12749,13 +12821,13 @@
           <w:szCs w:val="28"/>
         </w:rPr>
         <w:pict w14:anchorId="7009D823">
-          <v:rect id="_x0000_i1281" style="width:0;height:1.5pt" o:hralign="center" o:hrstd="t" o:hr="t" fillcolor="#a0a0a0" stroked="f"/>
+          <v:rect id="_x0000_i1037" style="width:0;height:1.5pt" o:hralign="center" o:hrstd="t" o:hr="t" fillcolor="#a0a0a0" stroked="f"/>
         </w:pict>
       </w:r>
     </w:p>
     <w:p>
       <w:pPr>
-        <w:pStyle w:val="1"/>
+        <w:pStyle w:val="Heading1"/>
       </w:pPr>
       <w:r>
         <w:t>4.4.3 Human Evaluation</w:t>
@@ -12776,7 +12848,6 @@
           <w:sz w:val="28"/>
           <w:szCs w:val="28"/>
         </w:rPr>
-        <w:lastRenderedPageBreak/>
         <w:t>Despite substantial progress in automated benchmarking, human evaluation remains an essential component of model assessment. Many characteristics that determine user satisfaction—including clarity, coherence, usefulness, tone, instruction following, and contextual appropriateness—cannot be fully captured through automated metrics.</w:t>
       </w:r>
     </w:p>
@@ -13012,13 +13083,13 @@
           <w:szCs w:val="28"/>
         </w:rPr>
         <w:pict w14:anchorId="44B5A010">
-          <v:rect id="_x0000_i1282" style="width:0;height:1.5pt" o:hralign="center" o:hrstd="t" o:hr="t" fillcolor="#a0a0a0" stroked="f"/>
+          <v:rect id="_x0000_i1038" style="width:0;height:1.5pt" o:hralign="center" o:hrstd="t" o:hr="t" fillcolor="#a0a0a0" stroked="f"/>
         </w:pict>
       </w:r>
     </w:p>
     <w:p>
       <w:pPr>
-        <w:pStyle w:val="1"/>
+        <w:pStyle w:val="Heading1"/>
       </w:pPr>
       <w:r>
         <w:t>4.4.4 Task-Specific Evaluation</w:t>
@@ -13039,7 +13110,6 @@
           <w:sz w:val="28"/>
           <w:szCs w:val="28"/>
         </w:rPr>
-        <w:lastRenderedPageBreak/>
         <w:t>Public benchmarks provide valuable reference points, but no organization should assume that public benchmark rankings directly predict success within its own environment.</w:t>
       </w:r>
     </w:p>
@@ -13328,13 +13398,12 @@
           <w:sz w:val="28"/>
           <w:szCs w:val="28"/>
         </w:rPr>
-        <w:lastRenderedPageBreak/>
         <w:t>For the purposes of model selection, however, the central principle is straightforward: public benchmarks should inform decisions, but they should never replace organization-specific evidence. The most successful AI platforms treat benchmark results as the starting point for evaluation rather than its conclusion.</w:t>
       </w:r>
     </w:p>
     <w:p>
       <w:pPr>
-        <w:pStyle w:val="1"/>
+        <w:pStyle w:val="Heading1"/>
       </w:pPr>
       <w:r>
         <w:t>4.5 Model Size, Scaling Laws, and Capability</w:t>
@@ -13464,13 +13533,13 @@
           <w:szCs w:val="28"/>
         </w:rPr>
         <w:pict w14:anchorId="3F405A9A">
-          <v:rect id="_x0000_i1323" style="width:0;height:1.5pt" o:hralign="center" o:hrstd="t" o:hr="t" fillcolor="#a0a0a0" stroked="f"/>
+          <v:rect id="_x0000_i1039" style="width:0;height:1.5pt" o:hralign="center" o:hrstd="t" o:hr="t" fillcolor="#a0a0a0" stroked="f"/>
         </w:pict>
       </w:r>
     </w:p>
     <w:p>
       <w:pPr>
-        <w:pStyle w:val="1"/>
+        <w:pStyle w:val="Heading1"/>
       </w:pPr>
       <w:r>
         <w:t>4.5.1 Parameter Count</w:t>
@@ -13491,16 +13560,7 @@
           <w:sz w:val="28"/>
           <w:szCs w:val="28"/>
         </w:rPr>
-        <w:t xml:space="preserve">Parameter count represents the number of learned numerical values contained within a neural network. During training, these parameters are adjusted to capture </w:t>
-      </w:r>
-      <w:r>
-        <w:rPr>
-          <w:rFonts w:ascii="Times New Roman" w:eastAsia="Times New Roman" w:hAnsi="Times New Roman" w:cs="Times New Roman"/>
-          <w:sz w:val="28"/>
-          <w:szCs w:val="28"/>
-        </w:rPr>
-        <w:lastRenderedPageBreak/>
-        <w:t>statistical relationships within the training data. During inference, they determine how the model transforms input tokens into output predictions.</w:t>
+        <w:t>Parameter count represents the number of learned numerical values contained within a neural network. During training, these parameters are adjusted to capture statistical relationships within the training data. During inference, they determine how the model transforms input tokens into output predictions.</w:t>
       </w:r>
     </w:p>
     <w:p>
@@ -13613,7 +13673,7 @@
     </w:p>
     <w:p>
       <w:pPr>
-        <w:pStyle w:val="2"/>
+        <w:pStyle w:val="Heading2"/>
       </w:pPr>
       <w:r>
         <w:t>What Larger Models Usually Provide</w:t>
@@ -13847,7 +13907,7 @@
     </w:p>
     <w:p>
       <w:pPr>
-        <w:pStyle w:val="2"/>
+        <w:pStyle w:val="Heading2"/>
       </w:pPr>
       <w:r>
         <w:t>Engineering Costs of Larger Models</w:t>
@@ -14036,7 +14096,6 @@
           <w:sz w:val="28"/>
           <w:szCs w:val="28"/>
         </w:rPr>
-        <w:lastRenderedPageBreak/>
         <w:t>These costs continue throughout the operational lifecycle rather than occurring only during deployment.</w:t>
       </w:r>
     </w:p>
@@ -14078,7 +14137,7 @@
     </w:p>
     <w:p>
       <w:pPr>
-        <w:pStyle w:val="2"/>
+        <w:pStyle w:val="Heading2"/>
       </w:pPr>
       <w:r>
         <w:t>Why Parameter Count Alone Is Insufficient</w:t>
@@ -14280,13 +14339,13 @@
           <w:szCs w:val="28"/>
         </w:rPr>
         <w:pict w14:anchorId="22E0A40F">
-          <v:rect id="_x0000_i1324" style="width:0;height:1.5pt" o:hralign="center" o:hrstd="t" o:hr="t" fillcolor="#a0a0a0" stroked="f"/>
+          <v:rect id="_x0000_i1040" style="width:0;height:1.5pt" o:hralign="center" o:hrstd="t" o:hr="t" fillcolor="#a0a0a0" stroked="f"/>
         </w:pict>
       </w:r>
     </w:p>
     <w:p>
       <w:pPr>
-        <w:pStyle w:val="1"/>
+        <w:pStyle w:val="Heading1"/>
       </w:pPr>
       <w:r>
         <w:t>4.5.2 Dense Versus Sparse Models</w:t>
@@ -14325,7 +14384,6 @@
           <w:sz w:val="28"/>
           <w:szCs w:val="28"/>
         </w:rPr>
-        <w:lastRenderedPageBreak/>
         <w:t>For dense models, parameter count closely approximates computational complexity because nearly every parameter participates in each inference step.</w:t>
       </w:r>
     </w:p>
@@ -14385,7 +14443,7 @@
     </w:p>
     <w:p>
       <w:pPr>
-        <w:pStyle w:val="2"/>
+        <w:pStyle w:val="Heading2"/>
       </w:pPr>
       <w:r>
         <w:t>Effective Capacity</w:t>
@@ -14447,7 +14505,7 @@
     </w:p>
     <w:p>
       <w:pPr>
-        <w:pStyle w:val="2"/>
+        <w:pStyle w:val="Heading2"/>
       </w:pPr>
       <w:r>
         <w:t>Active Parameters</w:t>
@@ -14553,7 +14611,7 @@
     </w:p>
     <w:p>
       <w:pPr>
-        <w:pStyle w:val="2"/>
+        <w:pStyle w:val="Heading2"/>
       </w:pPr>
       <w:r>
         <w:t>Operational Trade-offs</w:t>
@@ -14646,7 +14704,6 @@
           <w:sz w:val="28"/>
           <w:szCs w:val="28"/>
         </w:rPr>
-        <w:lastRenderedPageBreak/>
         <w:t>Consequently, sparse models should not be viewed simply as "larger dense models."</w:t>
       </w:r>
     </w:p>
@@ -14702,13 +14759,13 @@
           <w:szCs w:val="28"/>
         </w:rPr>
         <w:pict w14:anchorId="1F028C52">
-          <v:rect id="_x0000_i1325" style="width:0;height:1.5pt" o:hralign="center" o:hrstd="t" o:hr="t" fillcolor="#a0a0a0" stroked="f"/>
+          <v:rect id="_x0000_i1041" style="width:0;height:1.5pt" o:hralign="center" o:hrstd="t" o:hr="t" fillcolor="#a0a0a0" stroked="f"/>
         </w:pict>
       </w:r>
     </w:p>
     <w:p>
       <w:pPr>
-        <w:pStyle w:val="1"/>
+        <w:pStyle w:val="Heading1"/>
       </w:pPr>
       <w:r>
         <w:t>4.5.3 Context Window Trade-offs</w:t>
@@ -14806,7 +14863,7 @@
     </w:p>
     <w:p>
       <w:pPr>
-        <w:pStyle w:val="2"/>
+        <w:pStyle w:val="Heading2"/>
       </w:pPr>
       <w:r>
         <w:t>Why Context Length Matters</w:t>
@@ -15022,7 +15079,7 @@
     </w:p>
     <w:p>
       <w:pPr>
-        <w:pStyle w:val="2"/>
+        <w:pStyle w:val="Heading2"/>
       </w:pPr>
       <w:r>
         <w:t>Engineering Trade-offs</w:t>
@@ -15061,7 +15118,6 @@
           <w:sz w:val="28"/>
           <w:szCs w:val="28"/>
         </w:rPr>
-        <w:lastRenderedPageBreak/>
         <w:t>Memory consumption increases.</w:t>
       </w:r>
     </w:p>
@@ -15139,7 +15195,7 @@
     </w:p>
     <w:p>
       <w:pPr>
-        <w:pStyle w:val="2"/>
+        <w:pStyle w:val="Heading2"/>
       </w:pPr>
       <w:r>
         <w:t>Long Context Does Not Replace Retrieval</w:t>
@@ -15273,7 +15329,7 @@
     </w:p>
     <w:p>
       <w:pPr>
-        <w:pStyle w:val="2"/>
+        <w:pStyle w:val="Heading2"/>
       </w:pPr>
       <w:r>
         <w:t>Context Quality Versus Context Quantity</w:t>
@@ -15330,7 +15386,6 @@
           <w:sz w:val="28"/>
           <w:szCs w:val="28"/>
         </w:rPr>
-        <w:lastRenderedPageBreak/>
         <w:t>Therefore, published maximum context lengths should be interpreted as engineering limits rather than guarantees of consistent reasoning quality across the entire window.</w:t>
       </w:r>
     </w:p>
@@ -15368,13 +15423,13 @@
           <w:szCs w:val="28"/>
         </w:rPr>
         <w:pict w14:anchorId="3FCDFA75">
-          <v:rect id="_x0000_i1326" style="width:0;height:1.5pt" o:hralign="center" o:hrstd="t" o:hr="t" fillcolor="#a0a0a0" stroked="f"/>
+          <v:rect id="_x0000_i1042" style="width:0;height:1.5pt" o:hralign="center" o:hrstd="t" o:hr="t" fillcolor="#a0a0a0" stroked="f"/>
         </w:pict>
       </w:r>
     </w:p>
     <w:p>
       <w:pPr>
-        <w:pStyle w:val="1"/>
+        <w:pStyle w:val="Heading1"/>
       </w:pPr>
       <w:r>
         <w:t>4.5.4 Instruction-Tuned Versus Base Models</w:t>
@@ -15395,7 +15450,25 @@
           <w:sz w:val="28"/>
           <w:szCs w:val="28"/>
         </w:rPr>
-        <w:t>Another important dimension of model capability concerns training objective rather than architecture or size.</w:t>
+        <w:t xml:space="preserve">Another important dimension of model capability </w:t>
+      </w:r>
+      <w:proofErr w:type="gramStart"/>
+      <w:r>
+        <w:rPr>
+          <w:rFonts w:ascii="Times New Roman" w:eastAsia="Times New Roman" w:hAnsi="Times New Roman" w:cs="Times New Roman"/>
+          <w:sz w:val="28"/>
+          <w:szCs w:val="28"/>
+        </w:rPr>
+        <w:t>concerns</w:t>
+      </w:r>
+      <w:proofErr w:type="gramEnd"/>
+      <w:r>
+        <w:rPr>
+          <w:rFonts w:ascii="Times New Roman" w:eastAsia="Times New Roman" w:hAnsi="Times New Roman" w:cs="Times New Roman"/>
+          <w:sz w:val="28"/>
+          <w:szCs w:val="28"/>
+        </w:rPr>
+        <w:t xml:space="preserve"> training objective rather than architecture or size.</w:t>
       </w:r>
     </w:p>
     <w:p>
@@ -15472,7 +15545,7 @@
     </w:p>
     <w:p>
       <w:pPr>
-        <w:pStyle w:val="2"/>
+        <w:pStyle w:val="Heading2"/>
       </w:pPr>
       <w:r>
         <w:t>Base Models</w:t>
@@ -15570,7 +15643,7 @@
     </w:p>
     <w:p>
       <w:pPr>
-        <w:pStyle w:val="2"/>
+        <w:pStyle w:val="Heading2"/>
       </w:pPr>
       <w:r>
         <w:t>Instruction-Tuned Models</w:t>
@@ -15627,7 +15700,6 @@
           <w:sz w:val="28"/>
           <w:szCs w:val="28"/>
         </w:rPr>
-        <w:lastRenderedPageBreak/>
         <w:t>Most production conversational systems therefore employ instruction-tuned variants.</w:t>
       </w:r>
     </w:p>
@@ -15801,7 +15873,7 @@
     </w:p>
     <w:p>
       <w:pPr>
-        <w:pStyle w:val="2"/>
+        <w:pStyle w:val="Heading2"/>
       </w:pPr>
       <w:r>
         <w:t>Production Considerations</w:t>
@@ -15913,7 +15985,7 @@
           <w:szCs w:val="28"/>
         </w:rPr>
         <w:pict w14:anchorId="5C0E3E15">
-          <v:rect id="_x0000_i1327" style="width:0;height:1.5pt" o:hralign="center" o:hrstd="t" o:hr="t" fillcolor="#a0a0a0" stroked="f"/>
+          <v:rect id="_x0000_i1043" style="width:0;height:1.5pt" o:hralign="center" o:hrstd="t" o:hr="t" fillcolor="#a0a0a0" stroked="f"/>
         </w:pict>
       </w:r>
     </w:p>
@@ -16219,7 +16291,6 @@
                 <w:sz w:val="24"/>
                 <w:szCs w:val="24"/>
               </w:rPr>
-              <w:lastRenderedPageBreak/>
               <w:t>Smaller parameter count</w:t>
             </w:r>
           </w:p>
@@ -16910,16 +16981,7 @@
           <w:sz w:val="28"/>
           <w:szCs w:val="28"/>
         </w:rPr>
-        <w:t xml:space="preserve">Model selection and hardware selection are inseparable engineering decisions. Every foundation model makes implicit assumptions about the computational </w:t>
-      </w:r>
-      <w:r>
-        <w:rPr>
-          <w:rFonts w:ascii="Times New Roman" w:eastAsia="Times New Roman" w:hAnsi="Times New Roman" w:cs="Times New Roman"/>
-          <w:sz w:val="28"/>
-          <w:szCs w:val="28"/>
-        </w:rPr>
-        <w:lastRenderedPageBreak/>
-        <w:t>resources available for inference, and every deployment environment imposes constraints on the models that can be operated economically. Choosing a model without considering hardware requirements frequently leads to deployments that either exceed infrastructure budgets or fail to meet latency and throughput objectives.</w:t>
+        <w:t>Model selection and hardware selection are inseparable engineering decisions. Every foundation model makes implicit assumptions about the computational resources available for inference, and every deployment environment imposes constraints on the models that can be operated economically. Choosing a model without considering hardware requirements frequently leads to deployments that either exceed infrastructure budgets or fail to meet latency and throughput objectives.</w:t>
       </w:r>
     </w:p>
     <w:p>
@@ -16992,13 +17054,13 @@
           <w:szCs w:val="28"/>
         </w:rPr>
         <w:pict w14:anchorId="4D8EFDC6">
-          <v:rect id="_x0000_i1368" style="width:0;height:1.5pt" o:hralign="center" o:hrstd="t" o:hr="t" fillcolor="#a0a0a0" stroked="f"/>
+          <v:rect id="_x0000_i1044" style="width:0;height:1.5pt" o:hralign="center" o:hrstd="t" o:hr="t" fillcolor="#a0a0a0" stroked="f"/>
         </w:pict>
       </w:r>
     </w:p>
     <w:p>
       <w:pPr>
-        <w:pStyle w:val="1"/>
+        <w:pStyle w:val="Heading1"/>
       </w:pPr>
       <w:r>
         <w:t>4.6.1 GPU Memory Requirements</w:t>
@@ -17055,13 +17117,12 @@
           <w:sz w:val="28"/>
           <w:szCs w:val="28"/>
         </w:rPr>
-        <w:lastRenderedPageBreak/>
         <w:t>Consequently, GPU memory capacity often determines whether a model can be deployed at all.</w:t>
       </w:r>
     </w:p>
     <w:p>
       <w:pPr>
-        <w:pStyle w:val="2"/>
+        <w:pStyle w:val="Heading2"/>
       </w:pPr>
       <w:r>
         <w:t>Memory Consumption Beyond Model Weights</w:t>
@@ -17313,7 +17374,7 @@
     </w:p>
     <w:p>
       <w:pPr>
-        <w:pStyle w:val="2"/>
+        <w:pStyle w:val="Heading2"/>
       </w:pPr>
       <w:r>
         <w:t>Numerical Precision</w:t>
@@ -17429,10 +17490,9 @@
     </w:p>
     <w:p>
       <w:pPr>
-        <w:pStyle w:val="2"/>
-      </w:pPr>
-      <w:r>
-        <w:lastRenderedPageBreak/>
+        <w:pStyle w:val="Heading2"/>
+      </w:pPr>
+      <w:r>
         <w:t>Context Length and Memory</w:t>
       </w:r>
     </w:p>
@@ -17510,7 +17570,7 @@
     </w:p>
     <w:p>
       <w:pPr>
-        <w:pStyle w:val="2"/>
+        <w:pStyle w:val="Heading2"/>
       </w:pPr>
       <w:r>
         <w:t>Practical Engineering Implications</w:t>
@@ -17604,13 +17664,13 @@
           <w:szCs w:val="28"/>
         </w:rPr>
         <w:pict w14:anchorId="01AA6C00">
-          <v:rect id="_x0000_i1369" style="width:0;height:1.5pt" o:hralign="center" o:hrstd="t" o:hr="t" fillcolor="#a0a0a0" stroked="f"/>
+          <v:rect id="_x0000_i1045" style="width:0;height:1.5pt" o:hralign="center" o:hrstd="t" o:hr="t" fillcolor="#a0a0a0" stroked="f"/>
         </w:pict>
       </w:r>
     </w:p>
     <w:p>
       <w:pPr>
-        <w:pStyle w:val="1"/>
+        <w:pStyle w:val="Heading1"/>
       </w:pPr>
       <w:r>
         <w:t>4.6.2 Consumer GPUs Versus Datacenter GPUs</w:t>
@@ -17685,13 +17745,12 @@
           <w:sz w:val="28"/>
           <w:szCs w:val="28"/>
         </w:rPr>
-        <w:lastRenderedPageBreak/>
         <w:t>Choosing between consumer and datacenter hardware involves evaluating operational requirements rather than benchmark performance alone.</w:t>
       </w:r>
     </w:p>
     <w:p>
       <w:pPr>
-        <w:pStyle w:val="2"/>
+        <w:pStyle w:val="Heading2"/>
       </w:pPr>
       <w:r>
         <w:t>Consumer GPUs</w:t>
@@ -18007,7 +18066,7 @@
     </w:p>
     <w:p>
       <w:pPr>
-        <w:pStyle w:val="2"/>
+        <w:pStyle w:val="Heading2"/>
       </w:pPr>
       <w:r>
         <w:t>Datacenter GPUs</w:t>
@@ -18068,7 +18127,6 @@
           <w:sz w:val="28"/>
           <w:szCs w:val="28"/>
         </w:rPr>
-        <w:lastRenderedPageBreak/>
         <w:t xml:space="preserve">significantly larger memory capacity, </w:t>
       </w:r>
     </w:p>
@@ -18260,7 +18318,7 @@
     </w:p>
     <w:p>
       <w:pPr>
-        <w:pStyle w:val="2"/>
+        <w:pStyle w:val="Heading2"/>
       </w:pPr>
       <w:r>
         <w:t>Engineering Decision Criteria</w:t>
@@ -18372,13 +18430,13 @@
           <w:szCs w:val="28"/>
         </w:rPr>
         <w:pict w14:anchorId="01FDF207">
-          <v:rect id="_x0000_i1370" style="width:0;height:1.5pt" o:hralign="center" o:hrstd="t" o:hr="t" fillcolor="#a0a0a0" stroked="f"/>
+          <v:rect id="_x0000_i1046" style="width:0;height:1.5pt" o:hralign="center" o:hrstd="t" o:hr="t" fillcolor="#a0a0a0" stroked="f"/>
         </w:pict>
       </w:r>
     </w:p>
     <w:p>
       <w:pPr>
-        <w:pStyle w:val="1"/>
+        <w:pStyle w:val="Heading1"/>
       </w:pPr>
       <w:r>
         <w:t>4.6.3 CPU Inference</w:t>
@@ -18435,13 +18493,12 @@
           <w:sz w:val="28"/>
           <w:szCs w:val="28"/>
         </w:rPr>
-        <w:lastRenderedPageBreak/>
         <w:t>This development is particularly significant because CPUs remain substantially more widespread than specialized accelerators.</w:t>
       </w:r>
     </w:p>
     <w:p>
       <w:pPr>
-        <w:pStyle w:val="2"/>
+        <w:pStyle w:val="Heading2"/>
       </w:pPr>
       <w:r>
         <w:t>Appropriate Use Cases</w:t>
@@ -18657,7 +18714,7 @@
     </w:p>
     <w:p>
       <w:pPr>
-        <w:pStyle w:val="2"/>
+        <w:pStyle w:val="Heading2"/>
       </w:pPr>
       <w:r>
         <w:t>Advantages</w:t>
@@ -18791,7 +18848,7 @@
     </w:p>
     <w:p>
       <w:pPr>
-        <w:pStyle w:val="2"/>
+        <w:pStyle w:val="Heading2"/>
       </w:pPr>
       <w:r>
         <w:t>Limitations</w:t>
@@ -18848,7 +18905,6 @@
           <w:sz w:val="28"/>
           <w:szCs w:val="28"/>
         </w:rPr>
-        <w:lastRenderedPageBreak/>
         <w:t>Throughput remains comparatively limited.</w:t>
       </w:r>
     </w:p>
@@ -18922,13 +18978,13 @@
           <w:szCs w:val="28"/>
         </w:rPr>
         <w:pict w14:anchorId="063AA89A">
-          <v:rect id="_x0000_i1371" style="width:0;height:1.5pt" o:hralign="center" o:hrstd="t" o:hr="t" fillcolor="#a0a0a0" stroked="f"/>
+          <v:rect id="_x0000_i1047" style="width:0;height:1.5pt" o:hralign="center" o:hrstd="t" o:hr="t" fillcolor="#a0a0a0" stroked="f"/>
         </w:pict>
       </w:r>
     </w:p>
     <w:p>
       <w:pPr>
-        <w:pStyle w:val="1"/>
+        <w:pStyle w:val="Heading1"/>
       </w:pPr>
       <w:r>
         <w:t>4.6.4 Multi-GPU Requirements</w:t>
@@ -18990,7 +19046,7 @@
     </w:p>
     <w:p>
       <w:pPr>
-        <w:pStyle w:val="2"/>
+        <w:pStyle w:val="Heading2"/>
       </w:pPr>
       <w:r>
         <w:t>Capacity Versus Performance</w:t>
@@ -19088,10 +19144,9 @@
     </w:p>
     <w:p>
       <w:pPr>
-        <w:pStyle w:val="2"/>
-      </w:pPr>
-      <w:r>
-        <w:lastRenderedPageBreak/>
+        <w:pStyle w:val="Heading2"/>
+      </w:pPr>
+      <w:r>
         <w:t>Deployment Complexity</w:t>
       </w:r>
     </w:p>
@@ -19223,7 +19278,7 @@
     </w:p>
     <w:p>
       <w:pPr>
-        <w:pStyle w:val="2"/>
+        <w:pStyle w:val="Heading2"/>
       </w:pPr>
       <w:r>
         <w:t>Operational Considerations</w:t>
@@ -19244,7 +19299,25 @@
           <w:sz w:val="28"/>
           <w:szCs w:val="28"/>
         </w:rPr>
-        <w:t>Not every production deployment benefits from multi-GPU architectures.</w:t>
+        <w:t xml:space="preserve">Not every production deployment </w:t>
+      </w:r>
+      <w:proofErr w:type="gramStart"/>
+      <w:r>
+        <w:rPr>
+          <w:rFonts w:ascii="Times New Roman" w:eastAsia="Times New Roman" w:hAnsi="Times New Roman" w:cs="Times New Roman"/>
+          <w:sz w:val="28"/>
+          <w:szCs w:val="28"/>
+        </w:rPr>
+        <w:t>benefits</w:t>
+      </w:r>
+      <w:proofErr w:type="gramEnd"/>
+      <w:r>
+        <w:rPr>
+          <w:rFonts w:ascii="Times New Roman" w:eastAsia="Times New Roman" w:hAnsi="Times New Roman" w:cs="Times New Roman"/>
+          <w:sz w:val="28"/>
+          <w:szCs w:val="28"/>
+        </w:rPr>
+        <w:t xml:space="preserve"> from multi-GPU architectures.</w:t>
       </w:r>
     </w:p>
     <w:p>
@@ -19317,7 +19390,7 @@
           <w:szCs w:val="28"/>
         </w:rPr>
         <w:pict w14:anchorId="1362CCF2">
-          <v:rect id="_x0000_i1372" style="width:0;height:1.5pt" o:hralign="center" o:hrstd="t" o:hr="t" fillcolor="#a0a0a0" stroked="f"/>
+          <v:rect id="_x0000_i1048" style="width:0;height:1.5pt" o:hralign="center" o:hrstd="t" o:hr="t" fillcolor="#a0a0a0" stroked="f"/>
         </w:pict>
       </w:r>
     </w:p>
@@ -19679,7 +19752,6 @@
                 <w:sz w:val="24"/>
                 <w:szCs w:val="24"/>
               </w:rPr>
-              <w:lastRenderedPageBreak/>
               <w:t>7–9 billion parameters</w:t>
             </w:r>
           </w:p>
@@ -20233,7 +20305,25 @@
                 <w:sz w:val="24"/>
                 <w:szCs w:val="24"/>
               </w:rPr>
-              <w:t>Depends heavily on architecture and active parameters; generally requires distributed deployment</w:t>
+              <w:t xml:space="preserve">Depends heavily on architecture and active parameters; </w:t>
+            </w:r>
+            <w:proofErr w:type="gramStart"/>
+            <w:r>
+              <w:rPr>
+                <w:rFonts w:ascii="Times New Roman" w:eastAsia="Times New Roman" w:hAnsi="Times New Roman" w:cs="Times New Roman"/>
+                <w:sz w:val="24"/>
+                <w:szCs w:val="24"/>
+              </w:rPr>
+              <w:t>generally</w:t>
+            </w:r>
+            <w:proofErr w:type="gramEnd"/>
+            <w:r>
+              <w:rPr>
+                <w:rFonts w:ascii="Times New Roman" w:eastAsia="Times New Roman" w:hAnsi="Times New Roman" w:cs="Times New Roman"/>
+                <w:sz w:val="24"/>
+                <w:szCs w:val="24"/>
+              </w:rPr>
+              <w:t xml:space="preserve"> requires distributed deployment</w:t>
             </w:r>
           </w:p>
         </w:tc>
@@ -20370,10 +20460,9 @@
     </w:p>
     <w:p>
       <w:pPr>
-        <w:pStyle w:val="1"/>
-      </w:pPr>
-      <w:r>
-        <w:lastRenderedPageBreak/>
+        <w:pStyle w:val="Heading1"/>
+      </w:pPr>
+      <w:r>
         <w:t>4.7 Quantization and Model Compression</w:t>
       </w:r>
     </w:p>
@@ -20501,13 +20590,13 @@
           <w:szCs w:val="28"/>
         </w:rPr>
         <w:pict w14:anchorId="56596D61">
-          <v:rect id="_x0000_i1443" style="width:0;height:1.5pt" o:hralign="center" o:hrstd="t" o:hr="t" fillcolor="#a0a0a0" stroked="f"/>
+          <v:rect id="_x0000_i1049" style="width:0;height:1.5pt" o:hralign="center" o:hrstd="t" o:hr="t" fillcolor="#a0a0a0" stroked="f"/>
         </w:pict>
       </w:r>
     </w:p>
     <w:p>
       <w:pPr>
-        <w:pStyle w:val="1"/>
+        <w:pStyle w:val="Heading1"/>
       </w:pPr>
       <w:r>
         <w:t>4.7.1 Why Quantization Exists</w:t>
@@ -20564,7 +20653,6 @@
           <w:sz w:val="28"/>
           <w:szCs w:val="28"/>
         </w:rPr>
-        <w:lastRenderedPageBreak/>
         <w:t>As foundation models grew from millions to billions of parameters, FP32 inference became increasingly impractical.</w:t>
       </w:r>
     </w:p>
@@ -20824,13 +20912,13 @@
           <w:szCs w:val="28"/>
         </w:rPr>
         <w:pict w14:anchorId="3FC6078B">
-          <v:rect id="_x0000_i1444" style="width:0;height:1.5pt" o:hralign="center" o:hrstd="t" o:hr="t" fillcolor="#a0a0a0" stroked="f"/>
+          <v:rect id="_x0000_i1050" style="width:0;height:1.5pt" o:hralign="center" o:hrstd="t" o:hr="t" fillcolor="#a0a0a0" stroked="f"/>
         </w:pict>
       </w:r>
     </w:p>
     <w:p>
       <w:pPr>
-        <w:pStyle w:val="1"/>
+        <w:pStyle w:val="Heading1"/>
       </w:pPr>
       <w:r>
         <w:t>4.7.2 Numerical Precision Formats</w:t>
@@ -20856,7 +20944,7 @@
     </w:p>
     <w:p>
       <w:pPr>
-        <w:pStyle w:val="2"/>
+        <w:pStyle w:val="Heading2"/>
       </w:pPr>
       <w:r>
         <w:t>FP32</w:t>
@@ -20913,13 +21001,12 @@
           <w:sz w:val="28"/>
           <w:szCs w:val="28"/>
         </w:rPr>
-        <w:lastRenderedPageBreak/>
         <w:t>Today, FP32 primarily serves as a reference precision against which lower-precision approaches are evaluated.</w:t>
       </w:r>
     </w:p>
     <w:p>
       <w:pPr>
-        <w:pStyle w:val="2"/>
+        <w:pStyle w:val="Heading2"/>
       </w:pPr>
       <w:r>
         <w:t>FP16</w:t>
@@ -20981,7 +21068,7 @@
     </w:p>
     <w:p>
       <w:pPr>
-        <w:pStyle w:val="2"/>
+        <w:pStyle w:val="Heading2"/>
       </w:pPr>
       <w:r>
         <w:t>BF16</w:t>
@@ -21079,7 +21166,7 @@
     </w:p>
     <w:p>
       <w:pPr>
-        <w:pStyle w:val="2"/>
+        <w:pStyle w:val="Heading2"/>
       </w:pPr>
       <w:r>
         <w:t>FP8</w:t>
@@ -21159,10 +21246,9 @@
     </w:p>
     <w:p>
       <w:pPr>
-        <w:pStyle w:val="2"/>
-      </w:pPr>
-      <w:r>
-        <w:lastRenderedPageBreak/>
+        <w:pStyle w:val="Heading2"/>
+      </w:pPr>
+      <w:r>
         <w:t>Integer Quantization</w:t>
       </w:r>
     </w:p>
@@ -21222,7 +21308,7 @@
     </w:p>
     <w:p>
       <w:pPr>
-        <w:pStyle w:val="2"/>
+        <w:pStyle w:val="Heading2"/>
       </w:pPr>
       <w:r>
         <w:t>Low-Bit Quantization</w:t>
@@ -21316,7 +21402,7 @@
           <w:szCs w:val="28"/>
         </w:rPr>
         <w:pict w14:anchorId="2B1C2927">
-          <v:rect id="_x0000_i1445" style="width:0;height:1.5pt" o:hralign="center" o:hrstd="t" o:hr="t" fillcolor="#a0a0a0" stroked="f"/>
+          <v:rect id="_x0000_i1051" style="width:0;height:1.5pt" o:hralign="center" o:hrstd="t" o:hr="t" fillcolor="#a0a0a0" stroked="f"/>
         </w:pict>
       </w:r>
     </w:p>
@@ -21942,7 +22028,6 @@
                 <w:sz w:val="24"/>
                 <w:szCs w:val="24"/>
               </w:rPr>
-              <w:lastRenderedPageBreak/>
               <w:t>FP8</w:t>
             </w:r>
           </w:p>
@@ -22347,13 +22432,13 @@
           <w:szCs w:val="28"/>
         </w:rPr>
         <w:pict w14:anchorId="726385D8">
-          <v:rect id="_x0000_i1446" style="width:0;height:1.5pt" o:hralign="center" o:hrstd="t" o:hr="t" fillcolor="#a0a0a0" stroked="f"/>
+          <v:rect id="_x0000_i1052" style="width:0;height:1.5pt" o:hralign="center" o:hrstd="t" o:hr="t" fillcolor="#a0a0a0" stroked="f"/>
         </w:pict>
       </w:r>
     </w:p>
     <w:p>
       <w:pPr>
-        <w:pStyle w:val="1"/>
+        <w:pStyle w:val="Heading1"/>
       </w:pPr>
       <w:r>
         <w:t>4.7.3 Post-Training Quantization</w:t>
@@ -22536,7 +22621,6 @@
           <w:sz w:val="28"/>
           <w:szCs w:val="28"/>
         </w:rPr>
-        <w:lastRenderedPageBreak/>
         <w:t>Because PTQ does not require retraining, it has become the dominant approach within the open-weight community.</w:t>
       </w:r>
     </w:p>
@@ -22574,13 +22658,13 @@
           <w:szCs w:val="28"/>
         </w:rPr>
         <w:pict w14:anchorId="6F12B703">
-          <v:rect id="_x0000_i1447" style="width:0;height:1.5pt" o:hralign="center" o:hrstd="t" o:hr="t" fillcolor="#a0a0a0" stroked="f"/>
+          <v:rect id="_x0000_i1053" style="width:0;height:1.5pt" o:hralign="center" o:hrstd="t" o:hr="t" fillcolor="#a0a0a0" stroked="f"/>
         </w:pict>
       </w:r>
     </w:p>
     <w:p>
       <w:pPr>
-        <w:pStyle w:val="1"/>
+        <w:pStyle w:val="Heading1"/>
       </w:pPr>
       <w:r>
         <w:t>4.7.4 Quantization-Aware Training</w:t>
@@ -22782,13 +22866,13 @@
           <w:szCs w:val="28"/>
         </w:rPr>
         <w:pict w14:anchorId="3C03DE8F">
-          <v:rect id="_x0000_i1448" style="width:0;height:1.5pt" o:hralign="center" o:hrstd="t" o:hr="t" fillcolor="#a0a0a0" stroked="f"/>
+          <v:rect id="_x0000_i1054" style="width:0;height:1.5pt" o:hralign="center" o:hrstd="t" o:hr="t" fillcolor="#a0a0a0" stroked="f"/>
         </w:pict>
       </w:r>
     </w:p>
     <w:p>
       <w:pPr>
-        <w:pStyle w:val="1"/>
+        <w:pStyle w:val="Heading1"/>
       </w:pPr>
       <w:r>
         <w:t>4.7.5 Popular Quantization Algorithms</w:t>
@@ -22865,7 +22949,6 @@
           <w:sz w:val="28"/>
           <w:szCs w:val="28"/>
         </w:rPr>
-        <w:lastRenderedPageBreak/>
         <w:t>GPTQ (GPT Quantization)</w:t>
       </w:r>
       <w:r>
@@ -23027,7 +23110,7 @@
           <w:szCs w:val="28"/>
         </w:rPr>
         <w:pict w14:anchorId="7B7DE026">
-          <v:rect id="_x0000_i1449" style="width:0;height:1.5pt" o:hralign="center" o:hrstd="t" o:hr="t" fillcolor="#a0a0a0" stroked="f"/>
+          <v:rect id="_x0000_i1055" style="width:0;height:1.5pt" o:hralign="center" o:hrstd="t" o:hr="t" fillcolor="#a0a0a0" stroked="f"/>
         </w:pict>
       </w:r>
     </w:p>
@@ -23751,16 +23834,15 @@
           <w:szCs w:val="28"/>
         </w:rPr>
         <w:pict w14:anchorId="270D0798">
-          <v:rect id="_x0000_i1450" style="width:0;height:1.5pt" o:hralign="center" o:hrstd="t" o:hr="t" fillcolor="#a0a0a0" stroked="f"/>
+          <v:rect id="_x0000_i1056" style="width:0;height:1.5pt" o:hralign="center" o:hrstd="t" o:hr="t" fillcolor="#a0a0a0" stroked="f"/>
         </w:pict>
       </w:r>
     </w:p>
     <w:p>
       <w:pPr>
-        <w:pStyle w:val="1"/>
-      </w:pPr>
-      <w:r>
-        <w:lastRenderedPageBreak/>
+        <w:pStyle w:val="Heading1"/>
+      </w:pPr>
+      <w:r>
         <w:t>4.7.6 Beyond Quantization: Other Compression Techniques</w:t>
       </w:r>
     </w:p>
@@ -23802,7 +23884,7 @@
     </w:p>
     <w:p>
       <w:pPr>
-        <w:pStyle w:val="2"/>
+        <w:pStyle w:val="Heading2"/>
       </w:pPr>
       <w:r>
         <w:t>Pruning</w:t>
@@ -23864,7 +23946,7 @@
     </w:p>
     <w:p>
       <w:pPr>
-        <w:pStyle w:val="2"/>
+        <w:pStyle w:val="Heading2"/>
       </w:pPr>
       <w:r>
         <w:t>Knowledge Distillation</w:t>
@@ -23944,7 +24026,7 @@
     </w:p>
     <w:p>
       <w:pPr>
-        <w:pStyle w:val="2"/>
+        <w:pStyle w:val="Heading2"/>
       </w:pPr>
       <w:r>
         <w:t>Low-Rank Adaptation</w:t>
@@ -24001,7 +24083,6 @@
           <w:sz w:val="28"/>
           <w:szCs w:val="28"/>
         </w:rPr>
-        <w:lastRenderedPageBreak/>
         <w:t>Organizations deploying numerous domain-specific variants often combine LoRA with quantized base models to minimize storage requirements.</w:t>
       </w:r>
     </w:p>
@@ -24039,13 +24120,13 @@
           <w:szCs w:val="28"/>
         </w:rPr>
         <w:pict w14:anchorId="39E91A60">
-          <v:rect id="_x0000_i1451" style="width:0;height:1.5pt" o:hralign="center" o:hrstd="t" o:hr="t" fillcolor="#a0a0a0" stroked="f"/>
+          <v:rect id="_x0000_i1057" style="width:0;height:1.5pt" o:hralign="center" o:hrstd="t" o:hr="t" fillcolor="#a0a0a0" stroked="f"/>
         </w:pict>
       </w:r>
     </w:p>
     <w:p>
       <w:pPr>
-        <w:pStyle w:val="1"/>
+        <w:pStyle w:val="Heading1"/>
       </w:pPr>
       <w:r>
         <w:t>4.7.7 Engineering Trade-offs</w:t>
@@ -24470,9 +24551,8 @@
           <w:sz w:val="28"/>
           <w:szCs w:val="28"/>
         </w:rPr>
-        <w:lastRenderedPageBreak/>
         <w:pict w14:anchorId="3EA5ABA4">
-          <v:rect id="_x0000_i1452" style="width:0;height:1.5pt" o:hralign="center" o:hrstd="t" o:hr="t" fillcolor="#a0a0a0" stroked="f"/>
+          <v:rect id="_x0000_i1058" style="width:0;height:1.5pt" o:hralign="center" o:hrstd="t" o:hr="t" fillcolor="#a0a0a0" stroked="f"/>
         </w:pict>
       </w:r>
     </w:p>
@@ -25455,13 +25535,23 @@
                 <w:szCs w:val="24"/>
               </w:rPr>
             </w:pPr>
-            <w:r>
-              <w:rPr>
-                <w:rFonts w:ascii="Times New Roman" w:eastAsia="Times New Roman" w:hAnsi="Times New Roman" w:cs="Times New Roman"/>
-                <w:sz w:val="24"/>
-                <w:szCs w:val="24"/>
-              </w:rPr>
-              <w:t>Typically minimal for adaptation tasks</w:t>
+            <w:proofErr w:type="gramStart"/>
+            <w:r>
+              <w:rPr>
+                <w:rFonts w:ascii="Times New Roman" w:eastAsia="Times New Roman" w:hAnsi="Times New Roman" w:cs="Times New Roman"/>
+                <w:sz w:val="24"/>
+                <w:szCs w:val="24"/>
+              </w:rPr>
+              <w:t>Typically</w:t>
+            </w:r>
+            <w:proofErr w:type="gramEnd"/>
+            <w:r>
+              <w:rPr>
+                <w:rFonts w:ascii="Times New Roman" w:eastAsia="Times New Roman" w:hAnsi="Times New Roman" w:cs="Times New Roman"/>
+                <w:sz w:val="24"/>
+                <w:szCs w:val="24"/>
+              </w:rPr>
+              <w:t xml:space="preserve"> minimal for adaptation tasks</w:t>
             </w:r>
           </w:p>
         </w:tc>
@@ -25530,7 +25620,7 @@
     </w:p>
     <w:p>
       <w:pPr>
-        <w:pStyle w:val="1"/>
+        <w:pStyle w:val="Heading1"/>
       </w:pPr>
       <w:r>
         <w:t>4.8 Fine-Tuning and Model Adaptation</w:t>
@@ -25551,16 +25641,7 @@
           <w:sz w:val="28"/>
           <w:szCs w:val="28"/>
         </w:rPr>
-        <w:t xml:space="preserve">Pretrained foundation models are intentionally general-purpose. During pretraining, they learn statistical relationships across enormous corpora covering </w:t>
-      </w:r>
-      <w:r>
-        <w:rPr>
-          <w:rFonts w:ascii="Times New Roman" w:eastAsia="Times New Roman" w:hAnsi="Times New Roman" w:cs="Times New Roman"/>
-          <w:sz w:val="28"/>
-          <w:szCs w:val="28"/>
-        </w:rPr>
-        <w:lastRenderedPageBreak/>
-        <w:t>many domains, languages, writing styles, and problem types. This broad knowledge enables a single model to perform a remarkable variety of tasks, but it also means that the model is rarely optimized for any individual organization or business domain.</w:t>
+        <w:t>Pretrained foundation models are intentionally general-purpose. During pretraining, they learn statistical relationships across enormous corpora covering many domains, languages, writing styles, and problem types. This broad knowledge enables a single model to perform a remarkable variety of tasks, but it also means that the model is rarely optimized for any individual organization or business domain.</w:t>
       </w:r>
     </w:p>
     <w:p>
@@ -25669,13 +25750,13 @@
           <w:szCs w:val="28"/>
         </w:rPr>
         <w:pict w14:anchorId="6781BEE5">
-          <v:rect id="_x0000_i1599" style="width:0;height:1.5pt" o:hralign="center" o:hrstd="t" o:hr="t" fillcolor="#a0a0a0" stroked="f"/>
+          <v:rect id="_x0000_i1059" style="width:0;height:1.5pt" o:hralign="center" o:hrstd="t" o:hr="t" fillcolor="#a0a0a0" stroked="f"/>
         </w:pict>
       </w:r>
     </w:p>
     <w:p>
       <w:pPr>
-        <w:pStyle w:val="1"/>
+        <w:pStyle w:val="Heading1"/>
       </w:pPr>
       <w:r>
         <w:t>4.8.1 Adaptation Versus Prompt Engineering</w:t>
@@ -25768,7 +25849,6 @@
           <w:sz w:val="28"/>
           <w:szCs w:val="28"/>
         </w:rPr>
-        <w:lastRenderedPageBreak/>
         <w:t>Model adaptation changes the model itself.</w:t>
       </w:r>
     </w:p>
@@ -26288,13 +26368,13 @@
           <w:szCs w:val="28"/>
         </w:rPr>
         <w:pict w14:anchorId="778545DC">
-          <v:rect id="_x0000_i1600" style="width:0;height:1.5pt" o:hralign="center" o:hrstd="t" o:hr="t" fillcolor="#a0a0a0" stroked="f"/>
+          <v:rect id="_x0000_i1060" style="width:0;height:1.5pt" o:hralign="center" o:hrstd="t" o:hr="t" fillcolor="#a0a0a0" stroked="f"/>
         </w:pict>
       </w:r>
     </w:p>
     <w:p>
       <w:pPr>
-        <w:pStyle w:val="1"/>
+        <w:pStyle w:val="Heading1"/>
       </w:pPr>
       <w:r>
         <w:t>4.8.2 Continued Pretraining</w:t>
@@ -26369,7 +26449,6 @@
           <w:sz w:val="28"/>
           <w:szCs w:val="28"/>
         </w:rPr>
-        <w:lastRenderedPageBreak/>
         <w:t>Rather than changing the model's behavior through supervised examples, continued pretraining extends the original next-token prediction objective using additional domain-specific text.</w:t>
       </w:r>
     </w:p>
@@ -26659,7 +26738,7 @@
     </w:p>
     <w:p>
       <w:pPr>
-        <w:pStyle w:val="2"/>
+        <w:pStyle w:val="Heading2"/>
       </w:pPr>
       <w:r>
         <w:t>Advantages</w:t>
@@ -26721,7 +26800,7 @@
     </w:p>
     <w:p>
       <w:pPr>
-        <w:pStyle w:val="2"/>
+        <w:pStyle w:val="Heading2"/>
       </w:pPr>
       <w:r>
         <w:t>Limitations</w:t>
@@ -26760,7 +26839,6 @@
           <w:sz w:val="28"/>
           <w:szCs w:val="28"/>
         </w:rPr>
-        <w:lastRenderedPageBreak/>
         <w:t>Large quantities of high-quality text are required.</w:t>
       </w:r>
     </w:p>
@@ -26852,13 +26930,13 @@
           <w:szCs w:val="28"/>
         </w:rPr>
         <w:pict w14:anchorId="4ED5EDA0">
-          <v:rect id="_x0000_i1601" style="width:0;height:1.5pt" o:hralign="center" o:hrstd="t" o:hr="t" fillcolor="#a0a0a0" stroked="f"/>
+          <v:rect id="_x0000_i1061" style="width:0;height:1.5pt" o:hralign="center" o:hrstd="t" o:hr="t" fillcolor="#a0a0a0" stroked="f"/>
         </w:pict>
       </w:r>
     </w:p>
     <w:p>
       <w:pPr>
-        <w:pStyle w:val="1"/>
+        <w:pStyle w:val="Heading1"/>
       </w:pPr>
       <w:r>
         <w:t>4.8.3 Supervised Fine-Tuning</w:t>
@@ -27032,7 +27110,7 @@
     </w:p>
     <w:p>
       <w:pPr>
-        <w:pStyle w:val="2"/>
+        <w:pStyle w:val="Heading2"/>
       </w:pPr>
       <w:r>
         <w:t>Training Data</w:t>
@@ -27181,7 +27259,6 @@
           <w:sz w:val="28"/>
           <w:szCs w:val="28"/>
         </w:rPr>
-        <w:lastRenderedPageBreak/>
         <w:t xml:space="preserve">safety expectations, </w:t>
       </w:r>
     </w:p>
@@ -27249,7 +27326,7 @@
     </w:p>
     <w:p>
       <w:pPr>
-        <w:pStyle w:val="2"/>
+        <w:pStyle w:val="Heading2"/>
       </w:pPr>
       <w:r>
         <w:t>Production Applications</w:t>
@@ -27447,7 +27524,7 @@
     </w:p>
     <w:p>
       <w:pPr>
-        <w:pStyle w:val="2"/>
+        <w:pStyle w:val="Heading2"/>
       </w:pPr>
       <w:r>
         <w:t>Risks</w:t>
@@ -27577,13 +27654,13 @@
           <w:szCs w:val="28"/>
         </w:rPr>
         <w:pict w14:anchorId="0009F1C3">
-          <v:rect id="_x0000_i1602" style="width:0;height:1.5pt" o:hralign="center" o:hrstd="t" o:hr="t" fillcolor="#a0a0a0" stroked="f"/>
+          <v:rect id="_x0000_i1062" style="width:0;height:1.5pt" o:hralign="center" o:hrstd="t" o:hr="t" fillcolor="#a0a0a0" stroked="f"/>
         </w:pict>
       </w:r>
     </w:p>
     <w:p>
       <w:pPr>
-        <w:pStyle w:val="1"/>
+        <w:pStyle w:val="Heading1"/>
       </w:pPr>
       <w:r>
         <w:t>4.8.4 Reinforcement Learning and Preference Optimization</w:t>
@@ -27622,7 +27699,6 @@
           <w:sz w:val="28"/>
           <w:szCs w:val="28"/>
         </w:rPr>
-        <w:lastRenderedPageBreak/>
         <w:t>Characteristics such as helpfulness, reasoning quality, conversational style, and user satisfaction often depend on subjective preferences rather than objectively correct answers.</w:t>
       </w:r>
       <w:r>
@@ -27748,7 +27824,7 @@
     </w:p>
     <w:p>
       <w:pPr>
-        <w:pStyle w:val="a9"/>
+        <w:pStyle w:val="ListParagraph"/>
         <w:numPr>
           <w:ilvl w:val="0"/>
           <w:numId w:val="29"/>
@@ -27771,7 +27847,7 @@
     </w:p>
     <w:p>
       <w:pPr>
-        <w:pStyle w:val="a9"/>
+        <w:pStyle w:val="ListParagraph"/>
         <w:numPr>
           <w:ilvl w:val="0"/>
           <w:numId w:val="29"/>
@@ -27794,7 +27870,7 @@
     </w:p>
     <w:p>
       <w:pPr>
-        <w:pStyle w:val="a9"/>
+        <w:pStyle w:val="ListParagraph"/>
         <w:numPr>
           <w:ilvl w:val="0"/>
           <w:numId w:val="29"/>
@@ -27817,7 +27893,7 @@
     </w:p>
     <w:p>
       <w:pPr>
-        <w:pStyle w:val="a9"/>
+        <w:pStyle w:val="ListParagraph"/>
         <w:numPr>
           <w:ilvl w:val="0"/>
           <w:numId w:val="29"/>
@@ -27858,7 +27934,7 @@
     </w:p>
     <w:p>
       <w:pPr>
-        <w:pStyle w:val="2"/>
+        <w:pStyle w:val="Heading2"/>
       </w:pPr>
       <w:r>
         <w:t>Direct Preference Optimization</w:t>
@@ -28018,7 +28094,7 @@
     </w:p>
     <w:p>
       <w:pPr>
-        <w:pStyle w:val="2"/>
+        <w:pStyle w:val="Heading2"/>
       </w:pPr>
       <w:r>
         <w:t>Other Preference Optimization Methods</w:t>
@@ -28101,7 +28177,6 @@
           <w:sz w:val="28"/>
           <w:szCs w:val="28"/>
         </w:rPr>
-        <w:lastRenderedPageBreak/>
         <w:t xml:space="preserve">IPO (Identity Preference Optimization), </w:t>
       </w:r>
     </w:p>
@@ -28223,13 +28298,13 @@
           <w:szCs w:val="28"/>
         </w:rPr>
         <w:pict w14:anchorId="188C8921">
-          <v:rect id="_x0000_i1603" style="width:0;height:1.5pt" o:hralign="center" o:hrstd="t" o:hr="t" fillcolor="#a0a0a0" stroked="f"/>
+          <v:rect id="_x0000_i1063" style="width:0;height:1.5pt" o:hralign="center" o:hrstd="t" o:hr="t" fillcolor="#a0a0a0" stroked="f"/>
         </w:pict>
       </w:r>
     </w:p>
     <w:p>
       <w:pPr>
-        <w:pStyle w:val="1"/>
+        <w:pStyle w:val="Heading1"/>
       </w:pPr>
       <w:r>
         <w:t>4.8.5 Parameter-Efficient Fine-Tuning</w:t>
@@ -28325,7 +28400,7 @@
     </w:p>
     <w:p>
       <w:pPr>
-        <w:pStyle w:val="2"/>
+        <w:pStyle w:val="Heading2"/>
       </w:pPr>
       <w:r>
         <w:t>LoRA</w:t>
@@ -28500,7 +28575,6 @@
           <w:sz w:val="28"/>
           <w:szCs w:val="28"/>
         </w:rPr>
-        <w:lastRenderedPageBreak/>
         <w:t xml:space="preserve">rapid experimentation, </w:t>
       </w:r>
     </w:p>
@@ -28568,7 +28642,7 @@
     </w:p>
     <w:p>
       <w:pPr>
-        <w:pStyle w:val="2"/>
+        <w:pStyle w:val="Heading2"/>
       </w:pPr>
       <w:r>
         <w:t>QLoRA</w:t>
@@ -28648,7 +28722,7 @@
     </w:p>
     <w:p>
       <w:pPr>
-        <w:pStyle w:val="2"/>
+        <w:pStyle w:val="Heading2"/>
       </w:pPr>
       <w:r>
         <w:t>Other PEFT Methods</w:t>
@@ -28724,7 +28798,7 @@
           <w:szCs w:val="28"/>
         </w:rPr>
         <w:pict w14:anchorId="62756ECF">
-          <v:rect id="_x0000_i1604" style="width:0;height:1.5pt" o:hralign="center" o:hrstd="t" o:hr="t" fillcolor="#a0a0a0" stroked="f"/>
+          <v:rect id="_x0000_i1064" style="width:0;height:1.5pt" o:hralign="center" o:hrstd="t" o:hr="t" fillcolor="#a0a0a0" stroked="f"/>
         </w:pict>
       </w:r>
     </w:p>
@@ -29112,16 +29186,7 @@
                 <w:sz w:val="24"/>
                 <w:szCs w:val="24"/>
               </w:rPr>
-              <w:t xml:space="preserve">Large model developers and organizations with extensive </w:t>
-            </w:r>
-            <w:r>
-              <w:rPr>
-                <w:rFonts w:ascii="Times New Roman" w:eastAsia="Times New Roman" w:hAnsi="Times New Roman" w:cs="Times New Roman"/>
-                <w:sz w:val="24"/>
-                <w:szCs w:val="24"/>
-              </w:rPr>
-              <w:lastRenderedPageBreak/>
-              <w:t>compute resources</w:t>
+              <w:t>Large model developers and organizations with extensive compute resources</w:t>
             </w:r>
           </w:p>
         </w:tc>
@@ -29146,17 +29211,7 @@
                 <w:sz w:val="24"/>
                 <w:szCs w:val="24"/>
               </w:rPr>
-              <w:lastRenderedPageBreak/>
-              <w:t xml:space="preserve">Strengthens domain understanding while preserving </w:t>
-            </w:r>
-            <w:r>
-              <w:rPr>
-                <w:rFonts w:ascii="Times New Roman" w:eastAsia="Times New Roman" w:hAnsi="Times New Roman" w:cs="Times New Roman"/>
-                <w:sz w:val="24"/>
-                <w:szCs w:val="24"/>
-              </w:rPr>
-              <w:lastRenderedPageBreak/>
-              <w:t>general capability</w:t>
+              <w:t>Strengthens domain understanding while preserving general capability</w:t>
             </w:r>
           </w:p>
         </w:tc>
@@ -29181,7 +29236,6 @@
                 <w:sz w:val="24"/>
                 <w:szCs w:val="24"/>
               </w:rPr>
-              <w:lastRenderedPageBreak/>
               <w:t>Expensive infrastructure and long training times</w:t>
             </w:r>
           </w:p>
@@ -30114,13 +30168,13 @@
           <w:szCs w:val="28"/>
         </w:rPr>
         <w:pict w14:anchorId="4E28EF0E">
-          <v:rect id="_x0000_i1605" style="width:0;height:1.5pt" o:hralign="center" o:hrstd="t" o:hr="t" fillcolor="#a0a0a0" stroked="f"/>
+          <v:rect id="_x0000_i1065" style="width:0;height:1.5pt" o:hralign="center" o:hrstd="t" o:hr="t" fillcolor="#a0a0a0" stroked="f"/>
         </w:pict>
       </w:r>
     </w:p>
     <w:p>
       <w:pPr>
-        <w:pStyle w:val="1"/>
+        <w:pStyle w:val="Heading1"/>
       </w:pPr>
       <w:r>
         <w:t>4.8.6 Choosing an Adaptation Strategy</w:t>
@@ -30177,7 +30231,6 @@
           <w:sz w:val="28"/>
           <w:szCs w:val="28"/>
         </w:rPr>
-        <w:lastRenderedPageBreak/>
         <w:t>Organizations should begin by identifying the actual source of performance limitations.</w:t>
       </w:r>
     </w:p>
@@ -30534,21 +30587,12 @@
           <w:sz w:val="28"/>
           <w:szCs w:val="28"/>
         </w:rPr>
-        <w:t xml:space="preserve">Ultimately, the objective of model adaptation is not to maximize customization but to minimize the gap between general-purpose foundation models and production requirements. Successful AI platform engineering favors the least complex adaptation strategy capable of achieving measurable business objectives. In many </w:t>
-      </w:r>
-      <w:r>
-        <w:rPr>
-          <w:rFonts w:ascii="Times New Roman" w:eastAsia="Times New Roman" w:hAnsi="Times New Roman" w:cs="Times New Roman"/>
-          <w:sz w:val="28"/>
-          <w:szCs w:val="28"/>
-        </w:rPr>
-        <w:lastRenderedPageBreak/>
-        <w:t>cases this will involve lightweight parameter-efficient techniques combined with retrieval, prompt engineering, and workflow orchestration rather than extensive retraining of the underlying model.</w:t>
-      </w:r>
-    </w:p>
-    <w:p>
-      <w:pPr>
-        <w:pStyle w:val="1"/>
+        <w:t>Ultimately, the objective of model adaptation is not to maximize customization but to minimize the gap between general-purpose foundation models and production requirements. Successful AI platform engineering favors the least complex adaptation strategy capable of achieving measurable business objectives. In many cases this will involve lightweight parameter-efficient techniques combined with retrieval, prompt engineering, and workflow orchestration rather than extensive retraining of the underlying model.</w:t>
+      </w:r>
+    </w:p>
+    <w:p>
+      <w:pPr>
+        <w:pStyle w:val="Heading1"/>
       </w:pPr>
       <w:r>
         <w:t>4.9 Selecting an Open-Weight Model</w:t>
@@ -30642,13 +30686,13 @@
           <w:szCs w:val="28"/>
         </w:rPr>
         <w:pict w14:anchorId="1F0F83B6">
-          <v:rect id="_x0000_i1687" style="width:0;height:1.5pt" o:hralign="center" o:hrstd="t" o:hr="t" fillcolor="#a0a0a0" stroked="f"/>
+          <v:rect id="_x0000_i1066" style="width:0;height:1.5pt" o:hralign="center" o:hrstd="t" o:hr="t" fillcolor="#a0a0a0" stroked="f"/>
         </w:pict>
       </w:r>
     </w:p>
     <w:p>
       <w:pPr>
-        <w:pStyle w:val="1"/>
+        <w:pStyle w:val="Heading1"/>
       </w:pPr>
       <w:r>
         <w:t>4.9.1 Define the Production Requirements First</w:t>
@@ -30687,16 +30731,7 @@
           <w:sz w:val="28"/>
           <w:szCs w:val="28"/>
         </w:rPr>
-        <w:t xml:space="preserve">Organizations frequently reverse this sequence by selecting a popular model and then attempting to adapt their application to its characteristics. This approach often </w:t>
-      </w:r>
-      <w:r>
-        <w:rPr>
-          <w:rFonts w:ascii="Times New Roman" w:eastAsia="Times New Roman" w:hAnsi="Times New Roman" w:cs="Times New Roman"/>
-          <w:sz w:val="28"/>
-          <w:szCs w:val="28"/>
-        </w:rPr>
-        <w:lastRenderedPageBreak/>
-        <w:t>produces unnecessary complexity because deployment decisions become constrained by assumptions established before business requirements have been analyzed.</w:t>
+        <w:t>Organizations frequently reverse this sequence by selecting a popular model and then attempting to adapt their application to its characteristics. This approach often produces unnecessary complexity because deployment decisions become constrained by assumptions established before business requirements have been analyzed.</w:t>
       </w:r>
     </w:p>
     <w:p>
@@ -31101,13 +31136,13 @@
           <w:szCs w:val="28"/>
         </w:rPr>
         <w:pict w14:anchorId="313CABF1">
-          <v:rect id="_x0000_i1688" style="width:0;height:1.5pt" o:hralign="center" o:hrstd="t" o:hr="t" fillcolor="#a0a0a0" stroked="f"/>
+          <v:rect id="_x0000_i1067" style="width:0;height:1.5pt" o:hralign="center" o:hrstd="t" o:hr="t" fillcolor="#a0a0a0" stroked="f"/>
         </w:pict>
       </w:r>
     </w:p>
     <w:p>
       <w:pPr>
-        <w:pStyle w:val="1"/>
+        <w:pStyle w:val="Heading1"/>
       </w:pPr>
       <w:r>
         <w:t>4.9.2 Establish Evaluation Criteria</w:t>
@@ -31151,10 +31186,9 @@
     </w:p>
     <w:p>
       <w:pPr>
-        <w:pStyle w:val="2"/>
-      </w:pPr>
-      <w:r>
-        <w:lastRenderedPageBreak/>
+        <w:pStyle w:val="Heading2"/>
+      </w:pPr>
+      <w:r>
         <w:t>Functional Capability</w:t>
       </w:r>
     </w:p>
@@ -31368,7 +31402,7 @@
     </w:p>
     <w:p>
       <w:pPr>
-        <w:pStyle w:val="2"/>
+        <w:pStyle w:val="Heading2"/>
       </w:pPr>
       <w:r>
         <w:t>Infrastructure Compatibility</w:t>
@@ -31584,7 +31618,7 @@
     </w:p>
     <w:p>
       <w:pPr>
-        <w:pStyle w:val="2"/>
+        <w:pStyle w:val="Heading2"/>
       </w:pPr>
       <w:r>
         <w:t>Licensing</w:t>
@@ -31733,7 +31767,6 @@
           <w:sz w:val="28"/>
           <w:szCs w:val="28"/>
         </w:rPr>
-        <w:lastRenderedPageBreak/>
         <w:t xml:space="preserve">Does the license align with planned business models? </w:t>
       </w:r>
     </w:p>
@@ -31757,7 +31790,7 @@
     </w:p>
     <w:p>
       <w:pPr>
-        <w:pStyle w:val="2"/>
+        <w:pStyle w:val="Heading2"/>
       </w:pPr>
       <w:r>
         <w:t>Ecosystem Maturity</w:t>
@@ -31995,7 +32028,7 @@
     </w:p>
     <w:p>
       <w:pPr>
-        <w:pStyle w:val="2"/>
+        <w:pStyle w:val="Heading2"/>
       </w:pPr>
       <w:r>
         <w:t>Operational Characteristics</w:t>
@@ -32225,7 +32258,7 @@
           <w:szCs w:val="28"/>
         </w:rPr>
         <w:pict w14:anchorId="7F9D19AF">
-          <v:rect id="_x0000_i1689" style="width:0;height:1.5pt" o:hralign="center" o:hrstd="t" o:hr="t" fillcolor="#a0a0a0" stroked="f"/>
+          <v:rect id="_x0000_i1068" style="width:0;height:1.5pt" o:hralign="center" o:hrstd="t" o:hr="t" fillcolor="#a0a0a0" stroked="f"/>
         </w:pict>
       </w:r>
     </w:p>
@@ -32302,7 +32335,6 @@
                 <w:sz w:val="24"/>
                 <w:szCs w:val="24"/>
               </w:rPr>
-              <w:lastRenderedPageBreak/>
               <w:t>Evaluation Dimension</w:t>
             </w:r>
           </w:p>
@@ -33182,13 +33214,13 @@
           <w:szCs w:val="28"/>
         </w:rPr>
         <w:pict w14:anchorId="48EF464F">
-          <v:rect id="_x0000_i1690" style="width:0;height:1.5pt" o:hralign="center" o:hrstd="t" o:hr="t" fillcolor="#a0a0a0" stroked="f"/>
+          <v:rect id="_x0000_i1069" style="width:0;height:1.5pt" o:hralign="center" o:hrstd="t" o:hr="t" fillcolor="#a0a0a0" stroked="f"/>
         </w:pict>
       </w:r>
     </w:p>
     <w:p>
       <w:pPr>
-        <w:pStyle w:val="1"/>
+        <w:pStyle w:val="Heading1"/>
       </w:pPr>
       <w:r>
         <w:t>4.9.3 Shortlisting Candidate Models</w:t>
@@ -33347,7 +33379,6 @@
           <w:sz w:val="28"/>
           <w:szCs w:val="28"/>
         </w:rPr>
-        <w:lastRenderedPageBreak/>
         <w:t>This strategy provides useful comparison without requiring exhaustive evaluation of every available release.</w:t>
       </w:r>
     </w:p>
@@ -33421,13 +33452,13 @@
           <w:szCs w:val="28"/>
         </w:rPr>
         <w:pict w14:anchorId="1E6928BB">
-          <v:rect id="_x0000_i1691" style="width:0;height:1.5pt" o:hralign="center" o:hrstd="t" o:hr="t" fillcolor="#a0a0a0" stroked="f"/>
+          <v:rect id="_x0000_i1070" style="width:0;height:1.5pt" o:hralign="center" o:hrstd="t" o:hr="t" fillcolor="#a0a0a0" stroked="f"/>
         </w:pict>
       </w:r>
     </w:p>
     <w:p>
       <w:pPr>
-        <w:pStyle w:val="1"/>
+        <w:pStyle w:val="Heading1"/>
       </w:pPr>
       <w:r>
         <w:t>4.9.4 Build an Internal Evaluation Dataset</w:t>
@@ -33790,9 +33821,8 @@
           <w:sz w:val="28"/>
           <w:szCs w:val="28"/>
         </w:rPr>
-        <w:lastRenderedPageBreak/>
         <w:pict w14:anchorId="434C5437">
-          <v:rect id="_x0000_i1692" style="width:0;height:1.5pt" o:hralign="center" o:hrstd="t" o:hr="t" fillcolor="#a0a0a0" stroked="f"/>
+          <v:rect id="_x0000_i1071" style="width:0;height:1.5pt" o:hralign="center" o:hrstd="t" o:hr="t" fillcolor="#a0a0a0" stroked="f"/>
         </w:pict>
       </w:r>
     </w:p>
@@ -34217,13 +34247,13 @@
           <w:szCs w:val="28"/>
         </w:rPr>
         <w:pict w14:anchorId="6247AA5B">
-          <v:rect id="_x0000_i1693" style="width:0;height:1.5pt" o:hralign="center" o:hrstd="t" o:hr="t" fillcolor="#a0a0a0" stroked="f"/>
+          <v:rect id="_x0000_i1072" style="width:0;height:1.5pt" o:hralign="center" o:hrstd="t" o:hr="t" fillcolor="#a0a0a0" stroked="f"/>
         </w:pict>
       </w:r>
     </w:p>
     <w:p>
       <w:pPr>
-        <w:pStyle w:val="1"/>
+        <w:pStyle w:val="Heading1"/>
       </w:pPr>
       <w:r>
         <w:t>4.9.6 Consider Future Evolution</w:t>
@@ -34358,7 +34388,6 @@
           <w:sz w:val="28"/>
           <w:szCs w:val="28"/>
         </w:rPr>
-        <w:lastRenderedPageBreak/>
         <w:t>Consequently, engineering teams should avoid architectures tightly coupled to a single checkpoint.</w:t>
       </w:r>
       <w:r>
@@ -34520,13 +34549,13 @@
           <w:szCs w:val="28"/>
         </w:rPr>
         <w:pict w14:anchorId="725F3FDE">
-          <v:rect id="_x0000_i1694" style="width:0;height:1.5pt" o:hralign="center" o:hrstd="t" o:hr="t" fillcolor="#a0a0a0" stroked="f"/>
+          <v:rect id="_x0000_i1073" style="width:0;height:1.5pt" o:hralign="center" o:hrstd="t" o:hr="t" fillcolor="#a0a0a0" stroked="f"/>
         </w:pict>
       </w:r>
     </w:p>
     <w:p>
       <w:pPr>
-        <w:pStyle w:val="1"/>
+        <w:pStyle w:val="Heading1"/>
       </w:pPr>
       <w:r>
         <w:t>4.9.7 Common Model Selection Mistakes</w:t>
@@ -34671,7 +34700,6 @@
           <w:sz w:val="28"/>
           <w:szCs w:val="28"/>
         </w:rPr>
-        <w:lastRenderedPageBreak/>
         <w:t>Licensing review is another area where engineering teams often delay analysis until late in the project.</w:t>
       </w:r>
       <w:r>
@@ -34759,7 +34787,7 @@
           <w:szCs w:val="28"/>
         </w:rPr>
         <w:pict w14:anchorId="4B222D8C">
-          <v:rect id="_x0000_i1695" style="width:0;height:1.5pt" o:hralign="center" o:hrstd="t" o:hr="t" fillcolor="#a0a0a0" stroked="f"/>
+          <v:rect id="_x0000_i1074" style="width:0;height:1.5pt" o:hralign="center" o:hrstd="t" o:hr="t" fillcolor="#a0a0a0" stroked="f"/>
         </w:pict>
       </w:r>
     </w:p>
@@ -35807,13 +35835,13 @@
           <w:szCs w:val="28"/>
         </w:rPr>
         <w:pict w14:anchorId="793A1E1C">
-          <v:rect id="_x0000_i1696" style="width:0;height:1.5pt" o:hralign="center" o:hrstd="t" o:hr="t" fillcolor="#a0a0a0" stroked="f"/>
+          <v:rect id="_x0000_i1075" style="width:0;height:1.5pt" o:hralign="center" o:hrstd="t" o:hr="t" fillcolor="#a0a0a0" stroked="f"/>
         </w:pict>
       </w:r>
     </w:p>
     <w:p>
       <w:pPr>
-        <w:pStyle w:val="1"/>
+        <w:pStyle w:val="Heading1"/>
       </w:pPr>
       <w:r>
         <w:t>4.9.8 A Practical Decision Framework</w:t>
@@ -35878,7 +35906,6 @@
           <w:sz w:val="28"/>
           <w:szCs w:val="28"/>
         </w:rPr>
-        <w:lastRenderedPageBreak/>
         <w:t xml:space="preserve">Eliminate models incompatible with licensing, deployment environment, or hardware constraints. </w:t>
       </w:r>
     </w:p>
@@ -36070,7 +36097,7 @@
     </w:p>
     <w:p>
       <w:pPr>
-        <w:pStyle w:val="1"/>
+        <w:pStyle w:val="Heading1"/>
       </w:pPr>
       <w:r>
         <w:t>4.10 Chapter Summary</w:t>
@@ -36109,16 +36136,7 @@
           <w:sz w:val="28"/>
           <w:szCs w:val="28"/>
         </w:rPr>
-        <w:t xml:space="preserve">The chapter began by examining the evolution of open-weight models from the early public Transformer releases to the rapid expansion of today's ecosystem. The release of the LLaMA family fundamentally changed industry expectations regarding model accessibility, accelerating research, commercial adoption, and the development of a diverse open-source ecosystem encompassing model training, inference engines, quantization techniques, evaluation frameworks, and </w:t>
-      </w:r>
-      <w:r>
-        <w:rPr>
-          <w:rFonts w:ascii="Times New Roman" w:eastAsia="Times New Roman" w:hAnsi="Times New Roman" w:cs="Times New Roman"/>
-          <w:sz w:val="28"/>
-          <w:szCs w:val="28"/>
-        </w:rPr>
-        <w:lastRenderedPageBreak/>
-        <w:t>deployment tooling. Since then, model development has diversified across multiple organizations, producing a competitive ecosystem that advances through iterative architectural improvements rather than relying solely on increasing parameter counts.</w:t>
+        <w:t>The chapter began by examining the evolution of open-weight models from the early public Transformer releases to the rapid expansion of today's ecosystem. The release of the LLaMA family fundamentally changed industry expectations regarding model accessibility, accelerating research, commercial adoption, and the development of a diverse open-source ecosystem encompassing model training, inference engines, quantization techniques, evaluation frameworks, and deployment tooling. Since then, model development has diversified across multiple organizations, producing a competitive ecosystem that advances through iterative architectural improvements rather than relying solely on increasing parameter counts.</w:t>
       </w:r>
     </w:p>
     <w:p>
@@ -36190,16 +36208,7 @@
           <w:sz w:val="28"/>
           <w:szCs w:val="28"/>
         </w:rPr>
-        <w:t xml:space="preserve">The chapter also demonstrated that model capability cannot be evaluated independently from hardware. GPU memory capacity, numerical precision, context length, and deployment topology determine which models are operationally feasible. Advances in quantization have significantly broadened deployment options, allowing models that previously required enterprise accelerator clusters to </w:t>
-      </w:r>
-      <w:r>
-        <w:rPr>
-          <w:rFonts w:ascii="Times New Roman" w:eastAsia="Times New Roman" w:hAnsi="Times New Roman" w:cs="Times New Roman"/>
-          <w:sz w:val="28"/>
-          <w:szCs w:val="28"/>
-        </w:rPr>
-        <w:lastRenderedPageBreak/>
-        <w:t>operate effectively on workstation GPUs, consumer hardware, and, in some cases, modern multicore CPUs. Hardware selection should therefore be guided by workload characteristics, latency objectives, throughput requirements, and operational cost rather than by theoretical computational capability alone.</w:t>
+        <w:t>The chapter also demonstrated that model capability cannot be evaluated independently from hardware. GPU memory capacity, numerical precision, context length, and deployment topology determine which models are operationally feasible. Advances in quantization have significantly broadened deployment options, allowing models that previously required enterprise accelerator clusters to operate effectively on workstation GPUs, consumer hardware, and, in some cases, modern multicore CPUs. Hardware selection should therefore be guided by workload characteristics, latency objectives, throughput requirements, and operational cost rather than by theoretical computational capability alone.</w:t>
       </w:r>
     </w:p>
     <w:p>
@@ -36271,16 +36280,7 @@
           <w:sz w:val="28"/>
           <w:szCs w:val="28"/>
         </w:rPr>
-        <w:t xml:space="preserve">Several themes introduced throughout this chapter continue to influence later parts of the book. Quantization compatibility, accelerator memory, and architectural characteristics directly affect inference engine selection and serving performance. Adaptation techniques influence deployment pipelines, model registries, and </w:t>
-      </w:r>
-      <w:r>
-        <w:rPr>
-          <w:rFonts w:ascii="Times New Roman" w:eastAsia="Times New Roman" w:hAnsi="Times New Roman" w:cs="Times New Roman"/>
-          <w:sz w:val="28"/>
-          <w:szCs w:val="28"/>
-        </w:rPr>
-        <w:lastRenderedPageBreak/>
-        <w:t>version management. Benchmark interpretation becomes closely connected with continuous evaluation and regression testing. Licensing decisions influence governance, compliance, and organizational risk management. Model selection therefore represents the intersection of technical architecture, infrastructure engineering, legal constraints, and operational planning rather than an isolated machine learning decision.</w:t>
+        <w:t>Several themes introduced throughout this chapter continue to influence later parts of the book. Quantization compatibility, accelerator memory, and architectural characteristics directly affect inference engine selection and serving performance. Adaptation techniques influence deployment pipelines, model registries, and version management. Benchmark interpretation becomes closely connected with continuous evaluation and regression testing. Licensing decisions influence governance, compliance, and organizational risk management. Model selection therefore represents the intersection of technical architecture, infrastructure engineering, legal constraints, and operational planning rather than an isolated machine learning decision.</w:t>
       </w:r>
     </w:p>
     <w:p>
@@ -36322,7 +36322,7 @@
 </file>
 
 <file path=word/numbering.xml><?xml version="1.0" encoding="utf-8"?>
-<w:numbering xmlns:wpc="http://schemas.microsoft.com/office/word/2010/wordprocessingCanvas" xmlns:cx="http://schemas.microsoft.com/office/drawing/2014/chartex" xmlns:cx1="http://schemas.microsoft.com/office/drawing/2015/9/8/chartex" xmlns:cx2="http://schemas.microsoft.com/office/drawing/2015/10/21/chartex" xmlns:cx3="http://schemas.microsoft.com/office/drawing/2016/5/9/chartex" xmlns:cx4="http://schemas.microsoft.com/office/drawing/2016/5/10/chartex" xmlns:cx5="http://schemas.microsoft.com/office/drawing/2016/5/11/chartex" xmlns:cx6="http://schemas.microsoft.com/office/drawing/2016/5/12/chartex" xmlns:cx7="http://schemas.microsoft.com/office/drawing/2016/5/13/chartex" xmlns:cx8="http://schemas.microsoft.com/office/drawing/2016/5/14/chartex" xmlns:mc="http://schemas.openxmlformats.org/markup-compatibility/2006" xmlns:aink="http://schemas.microsoft.com/office/drawing/2016/ink" xmlns:am3d="http://schemas.microsoft.com/office/drawing/2017/model3d" xmlns:o="urn:schemas-microsoft-com:office:office" xmlns:r="http://schemas.openxmlformats.org/officeDocument/2006/relationships" xmlns:m="http://schemas.openxmlformats.org/officeDocument/2006/math" xmlns:v="urn:schemas-microsoft-com:vml" xmlns:wp14="http://schemas.microsoft.com/office/word/2010/wordprocessingDrawing" xmlns:wp="http://schemas.openxmlformats.org/drawingml/2006/wordprocessingDrawing" xmlns:w10="urn:schemas-microsoft-com:office:word" xmlns:w="http://schemas.openxmlformats.org/wordprocessingml/2006/main" xmlns:w14="http://schemas.microsoft.com/office/word/2010/wordml" xmlns:w15="http://schemas.microsoft.com/office/word/2012/wordml" xmlns:w16cex="http://schemas.microsoft.com/office/word/2018/wordml/cex" xmlns:w16cid="http://schemas.microsoft.com/office/word/2016/wordml/cid" xmlns:w16="http://schemas.microsoft.com/office/word/2018/wordml" xmlns:w16sdtdh="http://schemas.microsoft.com/office/word/2020/wordml/sdtdatahash" xmlns:w16se="http://schemas.microsoft.com/office/word/2015/wordml/symex" xmlns:wpg="http://schemas.microsoft.com/office/word/2010/wordprocessingGroup" xmlns:wpi="http://schemas.microsoft.com/office/word/2010/wordprocessingInk" xmlns:wne="http://schemas.microsoft.com/office/word/2006/wordml" xmlns:wps="http://schemas.microsoft.com/office/word/2010/wordprocessingShape" mc:Ignorable="w14 w15 w16se w16cid w16 w16cex w16sdtdh wp14">
+<w:numbering xmlns:wpc="http://schemas.microsoft.com/office/word/2010/wordprocessingCanvas" xmlns:cx="http://schemas.microsoft.com/office/drawing/2014/chartex" xmlns:cx1="http://schemas.microsoft.com/office/drawing/2015/9/8/chartex" xmlns:cx2="http://schemas.microsoft.com/office/drawing/2015/10/21/chartex" xmlns:cx3="http://schemas.microsoft.com/office/drawing/2016/5/9/chartex" xmlns:cx4="http://schemas.microsoft.com/office/drawing/2016/5/10/chartex" xmlns:cx5="http://schemas.microsoft.com/office/drawing/2016/5/11/chartex" xmlns:cx6="http://schemas.microsoft.com/office/drawing/2016/5/12/chartex" xmlns:cx7="http://schemas.microsoft.com/office/drawing/2016/5/13/chartex" xmlns:cx8="http://schemas.microsoft.com/office/drawing/2016/5/14/chartex" xmlns:mc="http://schemas.openxmlformats.org/markup-compatibility/2006" xmlns:aink="http://schemas.microsoft.com/office/drawing/2016/ink" xmlns:am3d="http://schemas.microsoft.com/office/drawing/2017/model3d" xmlns:o="urn:schemas-microsoft-com:office:office" xmlns:r="http://schemas.openxmlformats.org/officeDocument/2006/relationships" xmlns:m="http://schemas.openxmlformats.org/officeDocument/2006/math" xmlns:v="urn:schemas-microsoft-com:vml" xmlns:wp14="http://schemas.microsoft.com/office/word/2010/wordprocessingDrawing" xmlns:wp="http://schemas.openxmlformats.org/drawingml/2006/wordprocessingDrawing" xmlns:w10="urn:schemas-microsoft-com:office:word" xmlns:w="http://schemas.openxmlformats.org/wordprocessingml/2006/main" xmlns:w14="http://schemas.microsoft.com/office/word/2010/wordml" xmlns:w15="http://schemas.microsoft.com/office/word/2012/wordml" xmlns:w16cid="http://schemas.microsoft.com/office/word/2016/wordml/cid" xmlns:w16se="http://schemas.microsoft.com/office/word/2015/wordml/symex" xmlns:wpg="http://schemas.microsoft.com/office/word/2010/wordprocessingGroup" xmlns:wpi="http://schemas.microsoft.com/office/word/2010/wordprocessingInk" xmlns:wne="http://schemas.microsoft.com/office/word/2006/wordml" xmlns:wps="http://schemas.microsoft.com/office/word/2010/wordprocessingShape" mc:Ignorable="w14 w15 w16se w16cid wp14">
   <w:abstractNum w:abstractNumId="0" w15:restartNumberingAfterBreak="0">
     <w:nsid w:val="01BC2E37"/>
     <w:multiLevelType w:val="multilevel"/>
@@ -42336,7 +42336,7 @@
 </file>
 
 <file path=word/styles.xml><?xml version="1.0" encoding="utf-8"?>
-<w:styles xmlns:mc="http://schemas.openxmlformats.org/markup-compatibility/2006" xmlns:r="http://schemas.openxmlformats.org/officeDocument/2006/relationships" xmlns:w="http://schemas.openxmlformats.org/wordprocessingml/2006/main" xmlns:w14="http://schemas.microsoft.com/office/word/2010/wordml" xmlns:w15="http://schemas.microsoft.com/office/word/2012/wordml" xmlns:w16cex="http://schemas.microsoft.com/office/word/2018/wordml/cex" xmlns:w16cid="http://schemas.microsoft.com/office/word/2016/wordml/cid" xmlns:w16="http://schemas.microsoft.com/office/word/2018/wordml" xmlns:w16sdtdh="http://schemas.microsoft.com/office/word/2020/wordml/sdtdatahash" xmlns:w16se="http://schemas.microsoft.com/office/word/2015/wordml/symex" mc:Ignorable="w14 w15 w16se w16cid w16 w16cex w16sdtdh">
+<w:styles xmlns:mc="http://schemas.openxmlformats.org/markup-compatibility/2006" xmlns:r="http://schemas.openxmlformats.org/officeDocument/2006/relationships" xmlns:w="http://schemas.openxmlformats.org/wordprocessingml/2006/main" xmlns:w14="http://schemas.microsoft.com/office/word/2010/wordml" xmlns:w15="http://schemas.microsoft.com/office/word/2012/wordml" xmlns:w16cid="http://schemas.microsoft.com/office/word/2016/wordml/cid" xmlns:w16se="http://schemas.microsoft.com/office/word/2015/wordml/symex" mc:Ignorable="w14 w15 w16se w16cid">
   <w:docDefaults>
     <w:rPrDefault>
       <w:rPr>
@@ -42352,7 +42352,7 @@
       </w:pPr>
     </w:pPrDefault>
   </w:docDefaults>
-  <w:latentStyles w:defLockedState="0" w:defUIPriority="99" w:defSemiHidden="0" w:defUnhideWhenUsed="0" w:defQFormat="0" w:count="376">
+  <w:latentStyles w:defLockedState="0" w:defUIPriority="99" w:defSemiHidden="0" w:defUnhideWhenUsed="0" w:defQFormat="0" w:count="375">
     <w:lsdException w:name="Normal" w:uiPriority="0" w:qFormat="1"/>
     <w:lsdException w:name="heading 1" w:uiPriority="9" w:qFormat="1"/>
     <w:lsdException w:name="heading 2" w:semiHidden="1" w:uiPriority="9" w:unhideWhenUsed="1" w:qFormat="1"/>
@@ -42728,16 +42728,15 @@
     <w:lsdException w:name="Smart Hyperlink" w:semiHidden="1" w:unhideWhenUsed="1"/>
     <w:lsdException w:name="Hashtag" w:semiHidden="1" w:unhideWhenUsed="1"/>
     <w:lsdException w:name="Unresolved Mention" w:semiHidden="1" w:unhideWhenUsed="1"/>
-    <w:lsdException w:name="Smart Link" w:semiHidden="1" w:unhideWhenUsed="1"/>
   </w:latentStyles>
-  <w:style w:type="paragraph" w:default="1" w:styleId="a">
+  <w:style w:type="paragraph" w:default="1" w:styleId="Normal">
     <w:name w:val="Normal"/>
     <w:qFormat/>
   </w:style>
-  <w:style w:type="paragraph" w:styleId="1">
+  <w:style w:type="paragraph" w:styleId="Heading1">
     <w:name w:val="heading 1"/>
-    <w:basedOn w:val="a"/>
-    <w:link w:val="10"/>
+    <w:basedOn w:val="Normal"/>
+    <w:link w:val="Heading1Char"/>
     <w:uiPriority w:val="9"/>
     <w:qFormat/>
     <w:rsid w:val="00370E1E"/>
@@ -42754,11 +42753,11 @@
       <w:szCs w:val="48"/>
     </w:rPr>
   </w:style>
-  <w:style w:type="paragraph" w:styleId="2">
+  <w:style w:type="paragraph" w:styleId="Heading2">
     <w:name w:val="heading 2"/>
-    <w:basedOn w:val="1"/>
-    <w:next w:val="a"/>
-    <w:link w:val="20"/>
+    <w:basedOn w:val="Heading1"/>
+    <w:next w:val="Normal"/>
+    <w:link w:val="Heading2Char"/>
     <w:uiPriority w:val="9"/>
     <w:unhideWhenUsed/>
     <w:qFormat/>
@@ -42777,11 +42776,11 @@
       <w:szCs w:val="26"/>
     </w:rPr>
   </w:style>
-  <w:style w:type="paragraph" w:styleId="3">
+  <w:style w:type="paragraph" w:styleId="Heading3">
     <w:name w:val="heading 3"/>
-    <w:basedOn w:val="a"/>
-    <w:next w:val="a"/>
-    <w:link w:val="30"/>
+    <w:basedOn w:val="Normal"/>
+    <w:next w:val="Normal"/>
+    <w:link w:val="Heading3Char"/>
     <w:uiPriority w:val="9"/>
     <w:unhideWhenUsed/>
     <w:qFormat/>
@@ -42799,11 +42798,11 @@
       <w:szCs w:val="24"/>
     </w:rPr>
   </w:style>
-  <w:style w:type="paragraph" w:styleId="4">
+  <w:style w:type="paragraph" w:styleId="Heading4">
     <w:name w:val="heading 4"/>
-    <w:basedOn w:val="a"/>
-    <w:next w:val="a"/>
-    <w:link w:val="40"/>
+    <w:basedOn w:val="Normal"/>
+    <w:next w:val="Normal"/>
+    <w:link w:val="Heading4Char"/>
     <w:uiPriority w:val="9"/>
     <w:semiHidden/>
     <w:unhideWhenUsed/>
@@ -42822,12 +42821,13 @@
       <w:color w:val="2F5496" w:themeColor="accent1" w:themeShade="BF"/>
     </w:rPr>
   </w:style>
-  <w:style w:type="character" w:default="1" w:styleId="a0">
+  <w:style w:type="character" w:default="1" w:styleId="DefaultParagraphFont">
     <w:name w:val="Default Paragraph Font"/>
     <w:uiPriority w:val="1"/>
+    <w:semiHidden/>
     <w:unhideWhenUsed/>
   </w:style>
-  <w:style w:type="table" w:default="1" w:styleId="a1">
+  <w:style w:type="table" w:default="1" w:styleId="TableNormal">
     <w:name w:val="Normal Table"/>
     <w:uiPriority w:val="99"/>
     <w:semiHidden/>
@@ -42842,16 +42842,16 @@
       </w:tblCellMar>
     </w:tblPr>
   </w:style>
-  <w:style w:type="numbering" w:default="1" w:styleId="a2">
+  <w:style w:type="numbering" w:default="1" w:styleId="NoList">
     <w:name w:val="No List"/>
     <w:uiPriority w:val="99"/>
     <w:semiHidden/>
     <w:unhideWhenUsed/>
   </w:style>
-  <w:style w:type="character" w:customStyle="1" w:styleId="10">
-    <w:name w:val="Заголовок 1 Знак"/>
-    <w:basedOn w:val="a0"/>
-    <w:link w:val="1"/>
+  <w:style w:type="character" w:customStyle="1" w:styleId="Heading1Char">
+    <w:name w:val="Heading 1 Char"/>
+    <w:basedOn w:val="DefaultParagraphFont"/>
+    <w:link w:val="Heading1"/>
     <w:uiPriority w:val="9"/>
     <w:rsid w:val="00370E1E"/>
     <w:rPr>
@@ -42865,8 +42865,8 @@
   </w:style>
   <w:style w:type="paragraph" w:customStyle="1" w:styleId="21">
     <w:name w:val="Заголовок 21"/>
-    <w:basedOn w:val="a"/>
-    <w:next w:val="a"/>
+    <w:basedOn w:val="Normal"/>
+    <w:next w:val="Normal"/>
     <w:uiPriority w:val="9"/>
     <w:semiHidden/>
     <w:unhideWhenUsed/>
@@ -42887,8 +42887,8 @@
   </w:style>
   <w:style w:type="paragraph" w:customStyle="1" w:styleId="31">
     <w:name w:val="Заголовок 31"/>
-    <w:basedOn w:val="a"/>
-    <w:next w:val="a"/>
+    <w:basedOn w:val="Normal"/>
+    <w:next w:val="Normal"/>
     <w:uiPriority w:val="9"/>
     <w:semiHidden/>
     <w:unhideWhenUsed/>
@@ -42907,18 +42907,18 @@
       <w:szCs w:val="24"/>
     </w:rPr>
   </w:style>
-  <w:style w:type="numbering" w:customStyle="1" w:styleId="11">
+  <w:style w:type="numbering" w:customStyle="1" w:styleId="1">
     <w:name w:val="Нет списка1"/>
-    <w:next w:val="a2"/>
+    <w:next w:val="NoList"/>
     <w:uiPriority w:val="99"/>
     <w:semiHidden/>
     <w:unhideWhenUsed/>
     <w:rsid w:val="00370E1E"/>
   </w:style>
-  <w:style w:type="character" w:customStyle="1" w:styleId="20">
-    <w:name w:val="Заголовок 2 Знак"/>
-    <w:basedOn w:val="a0"/>
-    <w:link w:val="2"/>
+  <w:style w:type="character" w:customStyle="1" w:styleId="Heading2Char">
+    <w:name w:val="Heading 2 Char"/>
+    <w:basedOn w:val="DefaultParagraphFont"/>
+    <w:link w:val="Heading2"/>
     <w:uiPriority w:val="9"/>
     <w:rsid w:val="00E801C6"/>
     <w:rPr>
@@ -42930,10 +42930,10 @@
       <w:szCs w:val="26"/>
     </w:rPr>
   </w:style>
-  <w:style w:type="character" w:customStyle="1" w:styleId="30">
-    <w:name w:val="Заголовок 3 Знак"/>
-    <w:basedOn w:val="a0"/>
-    <w:link w:val="3"/>
+  <w:style w:type="character" w:customStyle="1" w:styleId="Heading3Char">
+    <w:name w:val="Heading 3 Char"/>
+    <w:basedOn w:val="DefaultParagraphFont"/>
+    <w:link w:val="Heading3"/>
     <w:uiPriority w:val="9"/>
     <w:rsid w:val="00370E1E"/>
     <w:rPr>
@@ -42943,9 +42943,9 @@
       <w:szCs w:val="24"/>
     </w:rPr>
   </w:style>
-  <w:style w:type="paragraph" w:styleId="a3">
+  <w:style w:type="paragraph" w:styleId="NormalWeb">
     <w:name w:val="Normal (Web)"/>
-    <w:basedOn w:val="a"/>
+    <w:basedOn w:val="Normal"/>
     <w:uiPriority w:val="99"/>
     <w:semiHidden/>
     <w:unhideWhenUsed/>
@@ -42959,9 +42959,9 @@
       <w:szCs w:val="24"/>
     </w:rPr>
   </w:style>
-  <w:style w:type="character" w:styleId="a4">
+  <w:style w:type="character" w:styleId="Strong">
     <w:name w:val="Strong"/>
-    <w:basedOn w:val="a0"/>
+    <w:basedOn w:val="DefaultParagraphFont"/>
     <w:uiPriority w:val="22"/>
     <w:qFormat/>
     <w:rsid w:val="00370E1E"/>
@@ -42970,9 +42970,9 @@
       <w:bCs/>
     </w:rPr>
   </w:style>
-  <w:style w:type="character" w:styleId="a5">
+  <w:style w:type="character" w:styleId="Emphasis">
     <w:name w:val="Emphasis"/>
-    <w:basedOn w:val="a0"/>
+    <w:basedOn w:val="DefaultParagraphFont"/>
     <w:uiPriority w:val="20"/>
     <w:qFormat/>
     <w:rsid w:val="00370E1E"/>
@@ -42981,9 +42981,9 @@
       <w:iCs/>
     </w:rPr>
   </w:style>
-  <w:style w:type="paragraph" w:customStyle="1" w:styleId="12">
+  <w:style w:type="paragraph" w:customStyle="1" w:styleId="10">
     <w:name w:val="Без интервала1"/>
-    <w:next w:val="a6"/>
+    <w:next w:val="NoSpacing"/>
     <w:uiPriority w:val="1"/>
     <w:qFormat/>
     <w:rsid w:val="00370E1E"/>
@@ -42993,12 +42993,12 @@
   </w:style>
   <w:style w:type="character" w:customStyle="1" w:styleId="whitespace-normal">
     <w:name w:val="whitespace-normal"/>
-    <w:basedOn w:val="a0"/>
+    <w:basedOn w:val="DefaultParagraphFont"/>
     <w:rsid w:val="00370E1E"/>
   </w:style>
-  <w:style w:type="character" w:styleId="a7">
+  <w:style w:type="character" w:styleId="Hyperlink">
     <w:name w:val="Hyperlink"/>
-    <w:basedOn w:val="a0"/>
+    <w:basedOn w:val="DefaultParagraphFont"/>
     <w:uiPriority w:val="99"/>
     <w:semiHidden/>
     <w:unhideWhenUsed/>
@@ -43008,9 +43008,9 @@
       <w:u w:val="single"/>
     </w:rPr>
   </w:style>
-  <w:style w:type="character" w:customStyle="1" w:styleId="13">
+  <w:style w:type="character" w:customStyle="1" w:styleId="11">
     <w:name w:val="Просмотренная гиперссылка1"/>
-    <w:basedOn w:val="a0"/>
+    <w:basedOn w:val="DefaultParagraphFont"/>
     <w:uiPriority w:val="99"/>
     <w:semiHidden/>
     <w:unhideWhenUsed/>
@@ -43022,7 +43022,7 @@
   </w:style>
   <w:style w:type="character" w:customStyle="1" w:styleId="210">
     <w:name w:val="Заголовок 2 Знак1"/>
-    <w:basedOn w:val="a0"/>
+    <w:basedOn w:val="DefaultParagraphFont"/>
     <w:uiPriority w:val="9"/>
     <w:semiHidden/>
     <w:rsid w:val="00370E1E"/>
@@ -43035,7 +43035,7 @@
   </w:style>
   <w:style w:type="character" w:customStyle="1" w:styleId="310">
     <w:name w:val="Заголовок 3 Знак1"/>
-    <w:basedOn w:val="a0"/>
+    <w:basedOn w:val="DefaultParagraphFont"/>
     <w:uiPriority w:val="9"/>
     <w:semiHidden/>
     <w:rsid w:val="00370E1E"/>
@@ -43046,7 +43046,7 @@
       <w:szCs w:val="24"/>
     </w:rPr>
   </w:style>
-  <w:style w:type="paragraph" w:styleId="a6">
+  <w:style w:type="paragraph" w:styleId="NoSpacing">
     <w:name w:val="No Spacing"/>
     <w:uiPriority w:val="1"/>
     <w:qFormat/>
@@ -43055,9 +43055,9 @@
       <w:spacing w:after="0" w:line="240" w:lineRule="auto"/>
     </w:pPr>
   </w:style>
-  <w:style w:type="character" w:styleId="a8">
+  <w:style w:type="character" w:styleId="FollowedHyperlink">
     <w:name w:val="FollowedHyperlink"/>
-    <w:basedOn w:val="a0"/>
+    <w:basedOn w:val="DefaultParagraphFont"/>
     <w:uiPriority w:val="99"/>
     <w:semiHidden/>
     <w:unhideWhenUsed/>
@@ -43067,10 +43067,10 @@
       <w:u w:val="single"/>
     </w:rPr>
   </w:style>
-  <w:style w:type="character" w:customStyle="1" w:styleId="40">
-    <w:name w:val="Заголовок 4 Знак"/>
-    <w:basedOn w:val="a0"/>
-    <w:link w:val="4"/>
+  <w:style w:type="character" w:customStyle="1" w:styleId="Heading4Char">
+    <w:name w:val="Heading 4 Char"/>
+    <w:basedOn w:val="DefaultParagraphFont"/>
+    <w:link w:val="Heading4"/>
     <w:uiPriority w:val="9"/>
     <w:semiHidden/>
     <w:rsid w:val="00384C38"/>
@@ -43081,9 +43081,9 @@
       <w:color w:val="2F5496" w:themeColor="accent1" w:themeShade="BF"/>
     </w:rPr>
   </w:style>
-  <w:style w:type="paragraph" w:styleId="a9">
+  <w:style w:type="paragraph" w:styleId="ListParagraph">
     <w:name w:val="List Paragraph"/>
-    <w:basedOn w:val="a"/>
+    <w:basedOn w:val="Normal"/>
     <w:uiPriority w:val="34"/>
     <w:qFormat/>
     <w:rsid w:val="00636940"/>
